--- a/Fase 2/Evidencias Proyecto/Evidencia de Documentación/00_Indice_General.docx
+++ b/Fase 2/Evidencias Proyecto/Evidencia de Documentación/00_Indice_General.docx
@@ -3,14 +3,20 @@
 <w:document xmlns:wpc="http://schemas.microsoft.com/office/word/2010/wordprocessingCanvas" xmlns:cx="http://schemas.microsoft.com/office/drawing/2014/chartex" xmlns:cx1="http://schemas.microsoft.com/office/drawing/2015/9/8/chartex" xmlns:cx2="http://schemas.microsoft.com/office/drawing/2015/10/21/chartex" xmlns:cx3="http://schemas.microsoft.com/office/drawing/2016/5/9/chartex" xmlns:cx4="http://schemas.microsoft.com/office/drawing/2016/5/10/chartex" xmlns:cx5="http://schemas.microsoft.com/office/drawing/2016/5/11/chartex" xmlns:cx6="http://schemas.microsoft.com/office/drawing/2016/5/12/chartex" xmlns:cx7="http://schemas.microsoft.com/office/drawing/2016/5/13/chartex" xmlns:cx8="http://schemas.microsoft.com/office/drawing/2016/5/14/chartex" xmlns:mc="http://schemas.openxmlformats.org/markup-compatibility/2006" xmlns:aink="http://schemas.microsoft.com/office/drawing/2016/ink" xmlns:am3d="http://schemas.microsoft.com/office/drawing/2017/model3d" xmlns:o="urn:schemas-microsoft-com:office:office" xmlns:oel="http://schemas.microsoft.com/office/2019/extlst" xmlns:r="http://schemas.openxmlformats.org/officeDocument/2006/relationships" xmlns:m="http://schemas.openxmlformats.org/officeDocument/2006/math" xmlns:v="urn:schemas-microsoft-com:vml" xmlns:wp14="http://schemas.microsoft.com/office/word/2010/wordprocessingDrawing" xmlns:wp="http://schemas.openxmlformats.org/drawingml/2006/wordprocessingDrawing" xmlns:w10="urn:schemas-microsoft-com:office:word" xmlns:w="http://schemas.openxmlformats.org/wordprocessingml/2006/main" xmlns:w14="http://schemas.microsoft.com/office/word/2010/wordml" xmlns:w15="http://schemas.microsoft.com/office/word/2012/wordml" xmlns:w16cex="http://schemas.microsoft.com/office/word/2018/wordml/cex" xmlns:w16cid="http://schemas.microsoft.com/office/word/2016/wordml/cid" xmlns:w16="http://schemas.microsoft.com/office/word/2018/wordml" xmlns:w16du="http://schemas.microsoft.com/office/word/2023/wordml/word16du" xmlns:w16sdtdh="http://schemas.microsoft.com/office/word/2020/wordml/sdtdatahash" xmlns:w16sdtfl="http://schemas.microsoft.com/office/word/2024/wordml/sdtformatlock" xmlns:w16se="http://schemas.microsoft.com/office/word/2015/wordml/symex" xmlns:wpg="http://schemas.microsoft.com/office/word/2010/wordprocessingGroup" xmlns:wpi="http://schemas.microsoft.com/office/word/2010/wordprocessingInk" xmlns:wne="http://schemas.microsoft.com/office/word/2006/wordml" xmlns:wps="http://schemas.microsoft.com/office/word/2010/wordprocessingShape" mc:Ignorable="w14 w15 w16se w16cid w16 w16cex w16sdtdh w16sdtfl w16du wp14">
   <w:body>
     <w:p>
+      <w:pPr>
+        <w:rPr>
+          <w:lang w:val="es-ES_tradnl"/>
+        </w:rPr>
+      </w:pPr>
       <w:r>
         <w:rPr>
           <w:noProof/>
+          <w:lang w:val="es-ES_tradnl"/>
         </w:rPr>
         <mc:AlternateContent>
           <mc:Choice Requires="wps">
             <w:drawing>
-              <wp:anchor distT="0" distB="0" distL="0" distR="0" simplePos="0" relativeHeight="251658240" behindDoc="1" locked="0" layoutInCell="1" allowOverlap="1" wp14:anchorId="654FCC64" wp14:editId="4161038D">
+              <wp:anchor distT="0" distB="0" distL="0" distR="0" simplePos="0" relativeHeight="251658240" behindDoc="1" locked="0" layoutInCell="1" allowOverlap="1" wp14:anchorId="13FA2755" wp14:editId="7EC3A41E">
                 <wp:simplePos x="0" y="0"/>
                 <wp:positionH relativeFrom="page">
                   <wp:posOffset>0</wp:posOffset>
@@ -51,7 +57,7 @@
           </mc:Choice>
           <mc:Fallback>
             <w:pict>
-              <v:rect w14:anchorId="52E2A492" id="Banda portada" o:spid="_x0000_s1026" style="position:absolute;margin-left:0;margin-top:149.6pt;width:20.45pt;height:692.3pt;z-index:-251658240;visibility:visible;mso-wrap-style:square;mso-wrap-distance-left:0;mso-wrap-distance-top:0;mso-wrap-distance-right:0;mso-wrap-distance-bottom:0;mso-position-horizontal:absolute;mso-position-horizontal-relative:page;mso-position-vertical:absolute;mso-position-vertical-relative:page;v-text-anchor:top" o:gfxdata="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" fillcolor="#1a3c5e" stroked="f">
+              <v:rect w14:anchorId="6DD03A7E" id="Banda portada" o:spid="_x0000_s1026" style="position:absolute;margin-left:0;margin-top:149.6pt;width:20.45pt;height:692.3pt;z-index:-251658240;visibility:visible;mso-wrap-style:square;mso-wrap-distance-left:0;mso-wrap-distance-top:0;mso-wrap-distance-right:0;mso-wrap-distance-bottom:0;mso-position-horizontal:absolute;mso-position-horizontal-relative:page;mso-position-vertical:absolute;mso-position-vertical-relative:page;v-text-anchor:top" o:gfxdata="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" fillcolor="#1a3c5e" stroked="f">
                 <w10:wrap anchorx="page" anchory="page"/>
               </v:rect>
             </w:pict>
@@ -61,11 +67,12 @@
       <w:r>
         <w:rPr>
           <w:noProof/>
+          <w:lang w:val="es-ES_tradnl"/>
         </w:rPr>
         <mc:AlternateContent>
           <mc:Choice Requires="wps">
             <w:drawing>
-              <wp:anchor distT="0" distB="0" distL="0" distR="0" simplePos="0" relativeHeight="2" behindDoc="1" locked="0" layoutInCell="1" allowOverlap="1" wp14:anchorId="41D20F4A" wp14:editId="32A16645">
+              <wp:anchor distT="0" distB="0" distL="0" distR="0" simplePos="0" relativeHeight="2" behindDoc="1" locked="0" layoutInCell="1" allowOverlap="1" wp14:anchorId="327C149A" wp14:editId="5D2F1B9B">
                 <wp:simplePos x="0" y="0"/>
                 <wp:positionH relativeFrom="page">
                   <wp:posOffset>0</wp:posOffset>
@@ -106,7 +113,7 @@
           </mc:Choice>
           <mc:Fallback>
             <w:pict>
-              <v:shapetype w14:anchorId="5C11AB44" id="_x0000_t15" coordsize="21600,21600" o:spt="15" adj="16200" path="m@0,l,,,21600@0,21600,21600,10800xe">
+              <v:shapetype w14:anchorId="3AAB2BC5" id="_x0000_t15" coordsize="21600,21600" o:spt="15" adj="16200" path="m@0,l,,,21600@0,21600,21600,10800xe">
                 <v:stroke joinstyle="miter"/>
                 <v:formulas>
                   <v:f eqn="val #0"/>
@@ -125,21 +132,55 @@
         </mc:AlternateContent>
       </w:r>
     </w:p>
-    <w:p/>
-    <w:p/>
-    <w:p/>
-    <w:p/>
-    <w:p/>
+    <w:p>
+      <w:pPr>
+        <w:rPr>
+          <w:lang w:val="es-ES_tradnl"/>
+        </w:rPr>
+      </w:pPr>
+    </w:p>
+    <w:p>
+      <w:pPr>
+        <w:rPr>
+          <w:lang w:val="es-ES_tradnl"/>
+        </w:rPr>
+      </w:pPr>
+    </w:p>
+    <w:p>
+      <w:pPr>
+        <w:rPr>
+          <w:lang w:val="es-ES_tradnl"/>
+        </w:rPr>
+      </w:pPr>
+    </w:p>
+    <w:p>
+      <w:pPr>
+        <w:rPr>
+          <w:lang w:val="es-ES_tradnl"/>
+        </w:rPr>
+      </w:pPr>
+    </w:p>
+    <w:p>
+      <w:pPr>
+        <w:rPr>
+          <w:lang w:val="es-ES_tradnl"/>
+        </w:rPr>
+      </w:pPr>
+    </w:p>
     <w:p>
       <w:pPr>
         <w:spacing w:line="240" w:lineRule="auto"/>
         <w:ind w:left="1247"/>
         <w:jc w:val="left"/>
+        <w:rPr>
+          <w:lang w:val="es-ES_tradnl"/>
+        </w:rPr>
       </w:pPr>
       <w:r>
         <w:rPr>
           <w:color w:val="262626"/>
           <w:sz w:val="56"/>
+          <w:lang w:val="es-ES_tradnl"/>
         </w:rPr>
         <w:t>Índice General de la Documentación</w:t>
       </w:r>
@@ -148,34 +189,102 @@
       <w:pPr>
         <w:ind w:left="1247"/>
         <w:jc w:val="left"/>
+        <w:rPr>
+          <w:lang w:val="es-ES_tradnl"/>
+        </w:rPr>
       </w:pPr>
       <w:r>
         <w:rPr>
           <w:color w:val="595959"/>
           <w:sz w:val="32"/>
+          <w:lang w:val="es-ES_tradnl"/>
         </w:rPr>
         <w:t>Documentación del proyecto AuroraCare</w:t>
       </w:r>
     </w:p>
-    <w:p/>
-    <w:p/>
-    <w:p/>
-    <w:p/>
-    <w:p/>
-    <w:p/>
-    <w:p/>
-    <w:p/>
-    <w:p/>
-    <w:p/>
+    <w:p>
+      <w:pPr>
+        <w:rPr>
+          <w:lang w:val="es-ES_tradnl"/>
+        </w:rPr>
+      </w:pPr>
+    </w:p>
+    <w:p>
+      <w:pPr>
+        <w:rPr>
+          <w:lang w:val="es-ES_tradnl"/>
+        </w:rPr>
+      </w:pPr>
+    </w:p>
+    <w:p>
+      <w:pPr>
+        <w:rPr>
+          <w:lang w:val="es-ES_tradnl"/>
+        </w:rPr>
+      </w:pPr>
+    </w:p>
+    <w:p>
+      <w:pPr>
+        <w:rPr>
+          <w:lang w:val="es-ES_tradnl"/>
+        </w:rPr>
+      </w:pPr>
+    </w:p>
+    <w:p>
+      <w:pPr>
+        <w:rPr>
+          <w:lang w:val="es-ES_tradnl"/>
+        </w:rPr>
+      </w:pPr>
+    </w:p>
+    <w:p>
+      <w:pPr>
+        <w:rPr>
+          <w:lang w:val="es-ES_tradnl"/>
+        </w:rPr>
+      </w:pPr>
+    </w:p>
+    <w:p>
+      <w:pPr>
+        <w:rPr>
+          <w:lang w:val="es-ES_tradnl"/>
+        </w:rPr>
+      </w:pPr>
+    </w:p>
+    <w:p>
+      <w:pPr>
+        <w:rPr>
+          <w:lang w:val="es-ES_tradnl"/>
+        </w:rPr>
+      </w:pPr>
+    </w:p>
+    <w:p>
+      <w:pPr>
+        <w:rPr>
+          <w:lang w:val="es-ES_tradnl"/>
+        </w:rPr>
+      </w:pPr>
+    </w:p>
+    <w:p>
+      <w:pPr>
+        <w:rPr>
+          <w:lang w:val="es-ES_tradnl"/>
+        </w:rPr>
+      </w:pPr>
+    </w:p>
     <w:p>
       <w:pPr>
         <w:spacing w:before="40" w:after="40"/>
         <w:jc w:val="right"/>
+        <w:rPr>
+          <w:lang w:val="es-ES_tradnl"/>
+        </w:rPr>
       </w:pPr>
       <w:r>
         <w:rPr>
           <w:rFonts w:ascii="Arial" w:eastAsia="Arial" w:hAnsi="Arial" w:cs="Arial"/>
           <w:color w:val="595959"/>
+          <w:lang w:val="es-ES_tradnl"/>
         </w:rPr>
         <w:t>Daniela Castillo, Benjamín Valle y Eduardo Villanueva</w:t>
       </w:r>
@@ -184,11 +293,15 @@
       <w:pPr>
         <w:spacing w:before="40" w:after="40"/>
         <w:jc w:val="right"/>
+        <w:rPr>
+          <w:lang w:val="es-ES_tradnl"/>
+        </w:rPr>
       </w:pPr>
       <w:r>
         <w:rPr>
           <w:rFonts w:ascii="Arial" w:eastAsia="Arial" w:hAnsi="Arial" w:cs="Arial"/>
           <w:color w:val="595959"/>
+          <w:lang w:val="es-ES_tradnl"/>
         </w:rPr>
         <w:t>Escuela de Informática y Telecomunicaciones</w:t>
       </w:r>
@@ -197,11 +310,15 @@
       <w:pPr>
         <w:spacing w:before="40" w:after="40"/>
         <w:jc w:val="right"/>
+        <w:rPr>
+          <w:lang w:val="es-ES_tradnl"/>
+        </w:rPr>
       </w:pPr>
       <w:r>
         <w:rPr>
           <w:rFonts w:ascii="Arial" w:eastAsia="Arial" w:hAnsi="Arial" w:cs="Arial"/>
           <w:color w:val="595959"/>
+          <w:lang w:val="es-ES_tradnl"/>
         </w:rPr>
         <w:t>Duoc UC: Sede Plaza Norte</w:t>
       </w:r>
@@ -210,72 +327,1081 @@
       <w:pPr>
         <w:spacing w:before="40" w:after="40"/>
         <w:jc w:val="right"/>
+        <w:rPr>
+          <w:lang w:val="es-ES_tradnl"/>
+        </w:rPr>
+      </w:pPr>
+      <w:r>
+        <w:rPr>
+          <w:rFonts w:ascii="Arial" w:eastAsia="Arial" w:hAnsi="Arial" w:cs="Arial"/>
+          <w:color w:val="595959"/>
+          <w:lang w:val="es-ES_tradnl"/>
+        </w:rPr>
+        <w:t>24-10-2026</w:t>
+      </w:r>
+    </w:p>
+    <w:p>
+      <w:pPr>
+        <w:spacing w:before="40" w:after="40"/>
+        <w:jc w:val="right"/>
+        <w:rPr>
+          <w:lang w:val="es-ES_tradnl"/>
+        </w:rPr>
       </w:pPr>
       <w:r>
         <w:rPr>
           <w:rFonts w:ascii="Arial" w:eastAsia="Arial" w:hAnsi="Arial" w:cs="Arial"/>
           <w:color w:val="555555"/>
           <w:sz w:val="20"/>
+          <w:lang w:val="es-ES_tradnl"/>
         </w:rPr>
-        <w:t>Versión 1.0 | Octubre 2026</w:t>
+        <w:t xml:space="preserve">Versión 1.0 | </w:t>
+      </w:r>
+      <w:proofErr w:type="gramStart"/>
+      <w:r>
+        <w:rPr>
+          <w:rFonts w:ascii="Arial" w:eastAsia="Arial" w:hAnsi="Arial" w:cs="Arial"/>
+          <w:color w:val="555555"/>
+          <w:sz w:val="20"/>
+          <w:lang w:val="es-ES_tradnl"/>
+        </w:rPr>
+        <w:t>Octubre</w:t>
+      </w:r>
+      <w:proofErr w:type="gramEnd"/>
+      <w:r>
+        <w:rPr>
+          <w:rFonts w:ascii="Arial" w:eastAsia="Arial" w:hAnsi="Arial" w:cs="Arial"/>
+          <w:color w:val="555555"/>
+          <w:sz w:val="20"/>
+          <w:lang w:val="es-ES_tradnl"/>
+        </w:rPr>
+        <w:t xml:space="preserve"> 2026</w:t>
       </w:r>
     </w:p>
     <w:p>
       <w:pPr>
         <w:spacing w:before="40" w:after="40"/>
         <w:jc w:val="right"/>
+        <w:rPr>
+          <w:lang w:val="es-ES_tradnl"/>
+        </w:rPr>
       </w:pPr>
       <w:r>
         <w:rPr>
           <w:rFonts w:ascii="Arial" w:eastAsia="Arial" w:hAnsi="Arial" w:cs="Arial"/>
           <w:color w:val="555555"/>
           <w:sz w:val="20"/>
+          <w:lang w:val="es-ES_tradnl"/>
         </w:rPr>
         <w:t>Código: AC-DOC-00 | Proyecto HCH-DIDECO-2026-001</w:t>
       </w:r>
     </w:p>
+    <w:sdt>
+      <w:sdtPr>
+        <w:rPr>
+          <w:lang w:val="es-ES_tradnl"/>
+        </w:rPr>
+        <w:id w:val="1289556911"/>
+        <w:docPartObj>
+          <w:docPartGallery w:val="Table of Contents"/>
+          <w:docPartUnique/>
+        </w:docPartObj>
+      </w:sdtPr>
+      <w:sdtEndPr>
+        <w:rPr>
+          <w:rFonts w:ascii="Aptos" w:eastAsia="Aptos" w:hAnsi="Aptos" w:cs="Aptos"/>
+          <w:noProof/>
+          <w:color w:val="404040"/>
+          <w:sz w:val="22"/>
+          <w:szCs w:val="22"/>
+        </w:rPr>
+      </w:sdtEndPr>
+      <w:sdtContent>
+        <w:p>
+          <w:pPr>
+            <w:pStyle w:val="TtuloTDC"/>
+            <w:rPr>
+              <w:lang w:val="es-ES_tradnl"/>
+            </w:rPr>
+          </w:pPr>
+          <w:r>
+            <w:rPr>
+              <w:lang w:val="es-ES_tradnl"/>
+            </w:rPr>
+            <w:t>Tabla de contenido</w:t>
+          </w:r>
+        </w:p>
+        <w:p>
+          <w:pPr>
+            <w:pStyle w:val="TDC1"/>
+            <w:tabs>
+              <w:tab w:val="right" w:leader="dot" w:pos="9016"/>
+            </w:tabs>
+            <w:rPr>
+              <w:noProof/>
+              <w:lang w:val="es-ES_tradnl"/>
+            </w:rPr>
+          </w:pPr>
+          <w:r>
+            <w:rPr>
+              <w:b w:val="0"/>
+              <w:bCs w:val="0"/>
+              <w:lang w:val="es-ES_tradnl"/>
+            </w:rPr>
+            <w:fldChar w:fldCharType="begin"/>
+          </w:r>
+          <w:r>
+            <w:rPr>
+              <w:lang w:val="es-ES_tradnl"/>
+            </w:rPr>
+            <w:instrText>TOC \o "1-3" \h \z \u</w:instrText>
+          </w:r>
+          <w:r>
+            <w:rPr>
+              <w:b w:val="0"/>
+              <w:bCs w:val="0"/>
+              <w:lang w:val="es-ES_tradnl"/>
+            </w:rPr>
+            <w:fldChar w:fldCharType="separate"/>
+          </w:r>
+          <w:hyperlink w:anchor="_Toc243728697" w:history="1">
+            <w:r>
+              <w:rPr>
+                <w:rStyle w:val="Hipervnculo"/>
+                <w:noProof/>
+                <w:lang w:val="es-ES_tradnl"/>
+              </w:rPr>
+              <w:t>1. Presentación</w:t>
+            </w:r>
+            <w:r>
+              <w:rPr>
+                <w:noProof/>
+                <w:webHidden/>
+                <w:lang w:val="es-ES_tradnl"/>
+              </w:rPr>
+              <w:tab/>
+            </w:r>
+            <w:r>
+              <w:rPr>
+                <w:noProof/>
+                <w:webHidden/>
+                <w:lang w:val="es-ES_tradnl"/>
+              </w:rPr>
+              <w:fldChar w:fldCharType="begin"/>
+            </w:r>
+            <w:r>
+              <w:rPr>
+                <w:noProof/>
+                <w:webHidden/>
+                <w:lang w:val="es-ES_tradnl"/>
+              </w:rPr>
+              <w:instrText xml:space="preserve"> PAGEREF _Toc243728697 \h </w:instrText>
+            </w:r>
+            <w:r>
+              <w:rPr>
+                <w:noProof/>
+                <w:webHidden/>
+                <w:lang w:val="es-ES_tradnl"/>
+              </w:rPr>
+            </w:r>
+            <w:r>
+              <w:rPr>
+                <w:noProof/>
+                <w:webHidden/>
+                <w:lang w:val="es-ES_tradnl"/>
+              </w:rPr>
+              <w:fldChar w:fldCharType="separate"/>
+            </w:r>
+            <w:r>
+              <w:rPr>
+                <w:noProof/>
+                <w:webHidden/>
+                <w:lang w:val="es-ES_tradnl"/>
+              </w:rPr>
+              <w:t>3</w:t>
+            </w:r>
+            <w:r>
+              <w:rPr>
+                <w:noProof/>
+                <w:webHidden/>
+                <w:lang w:val="es-ES_tradnl"/>
+              </w:rPr>
+              <w:fldChar w:fldCharType="end"/>
+            </w:r>
+          </w:hyperlink>
+        </w:p>
+        <w:p>
+          <w:pPr>
+            <w:pStyle w:val="TDC1"/>
+            <w:tabs>
+              <w:tab w:val="right" w:leader="dot" w:pos="9016"/>
+            </w:tabs>
+            <w:rPr>
+              <w:noProof/>
+              <w:lang w:val="es-ES_tradnl"/>
+            </w:rPr>
+          </w:pPr>
+          <w:hyperlink w:anchor="_Toc243728698" w:history="1">
+            <w:r>
+              <w:rPr>
+                <w:rStyle w:val="Hipervnculo"/>
+                <w:noProof/>
+                <w:lang w:val="es-ES_tradnl"/>
+              </w:rPr>
+              <w:t>2. Datos clave del proyecto</w:t>
+            </w:r>
+            <w:r>
+              <w:rPr>
+                <w:noProof/>
+                <w:webHidden/>
+                <w:lang w:val="es-ES_tradnl"/>
+              </w:rPr>
+              <w:tab/>
+            </w:r>
+            <w:r>
+              <w:rPr>
+                <w:noProof/>
+                <w:webHidden/>
+                <w:lang w:val="es-ES_tradnl"/>
+              </w:rPr>
+              <w:fldChar w:fldCharType="begin"/>
+            </w:r>
+            <w:r>
+              <w:rPr>
+                <w:noProof/>
+                <w:webHidden/>
+                <w:lang w:val="es-ES_tradnl"/>
+              </w:rPr>
+              <w:instrText xml:space="preserve"> PAGEREF _Toc243728698 \h </w:instrText>
+            </w:r>
+            <w:r>
+              <w:rPr>
+                <w:noProof/>
+                <w:webHidden/>
+                <w:lang w:val="es-ES_tradnl"/>
+              </w:rPr>
+            </w:r>
+            <w:r>
+              <w:rPr>
+                <w:noProof/>
+                <w:webHidden/>
+                <w:lang w:val="es-ES_tradnl"/>
+              </w:rPr>
+              <w:fldChar w:fldCharType="separate"/>
+            </w:r>
+            <w:r>
+              <w:rPr>
+                <w:noProof/>
+                <w:webHidden/>
+                <w:lang w:val="es-ES_tradnl"/>
+              </w:rPr>
+              <w:t>3</w:t>
+            </w:r>
+            <w:r>
+              <w:rPr>
+                <w:noProof/>
+                <w:webHidden/>
+                <w:lang w:val="es-ES_tradnl"/>
+              </w:rPr>
+              <w:fldChar w:fldCharType="end"/>
+            </w:r>
+          </w:hyperlink>
+        </w:p>
+        <w:p>
+          <w:pPr>
+            <w:pStyle w:val="TDC1"/>
+            <w:tabs>
+              <w:tab w:val="right" w:leader="dot" w:pos="9016"/>
+            </w:tabs>
+            <w:rPr>
+              <w:noProof/>
+              <w:lang w:val="es-ES_tradnl"/>
+            </w:rPr>
+          </w:pPr>
+          <w:hyperlink w:anchor="_Toc243728699" w:history="1">
+            <w:r>
+              <w:rPr>
+                <w:rStyle w:val="Hipervnculo"/>
+                <w:noProof/>
+                <w:lang w:val="es-ES_tradnl"/>
+              </w:rPr>
+              <w:t>3. Documentos</w:t>
+            </w:r>
+            <w:r>
+              <w:rPr>
+                <w:noProof/>
+                <w:webHidden/>
+                <w:lang w:val="es-ES_tradnl"/>
+              </w:rPr>
+              <w:tab/>
+            </w:r>
+            <w:r>
+              <w:rPr>
+                <w:noProof/>
+                <w:webHidden/>
+                <w:lang w:val="es-ES_tradnl"/>
+              </w:rPr>
+              <w:fldChar w:fldCharType="begin"/>
+            </w:r>
+            <w:r>
+              <w:rPr>
+                <w:noProof/>
+                <w:webHidden/>
+                <w:lang w:val="es-ES_tradnl"/>
+              </w:rPr>
+              <w:instrText xml:space="preserve"> PAGEREF _Toc243728699 \h </w:instrText>
+            </w:r>
+            <w:r>
+              <w:rPr>
+                <w:noProof/>
+                <w:webHidden/>
+                <w:lang w:val="es-ES_tradnl"/>
+              </w:rPr>
+            </w:r>
+            <w:r>
+              <w:rPr>
+                <w:noProof/>
+                <w:webHidden/>
+                <w:lang w:val="es-ES_tradnl"/>
+              </w:rPr>
+              <w:fldChar w:fldCharType="separate"/>
+            </w:r>
+            <w:r>
+              <w:rPr>
+                <w:noProof/>
+                <w:webHidden/>
+                <w:lang w:val="es-ES_tradnl"/>
+              </w:rPr>
+              <w:t>3</w:t>
+            </w:r>
+            <w:r>
+              <w:rPr>
+                <w:noProof/>
+                <w:webHidden/>
+                <w:lang w:val="es-ES_tradnl"/>
+              </w:rPr>
+              <w:fldChar w:fldCharType="end"/>
+            </w:r>
+          </w:hyperlink>
+        </w:p>
+        <w:p>
+          <w:pPr>
+            <w:pStyle w:val="TDC2"/>
+            <w:tabs>
+              <w:tab w:val="right" w:leader="dot" w:pos="9016"/>
+            </w:tabs>
+            <w:rPr>
+              <w:noProof/>
+              <w:lang w:val="es-ES_tradnl"/>
+            </w:rPr>
+          </w:pPr>
+          <w:hyperlink w:anchor="_Toc243728700" w:history="1">
+            <w:r>
+              <w:rPr>
+                <w:rStyle w:val="Hipervnculo"/>
+                <w:noProof/>
+                <w:lang w:val="es-ES_tradnl"/>
+              </w:rPr>
+              <w:t>Iniciación y planificación</w:t>
+            </w:r>
+            <w:r>
+              <w:rPr>
+                <w:noProof/>
+                <w:webHidden/>
+                <w:lang w:val="es-ES_tradnl"/>
+              </w:rPr>
+              <w:tab/>
+            </w:r>
+            <w:r>
+              <w:rPr>
+                <w:noProof/>
+                <w:webHidden/>
+                <w:lang w:val="es-ES_tradnl"/>
+              </w:rPr>
+              <w:fldChar w:fldCharType="begin"/>
+            </w:r>
+            <w:r>
+              <w:rPr>
+                <w:noProof/>
+                <w:webHidden/>
+                <w:lang w:val="es-ES_tradnl"/>
+              </w:rPr>
+              <w:instrText xml:space="preserve"> PAGEREF _Toc243728700 \h </w:instrText>
+            </w:r>
+            <w:r>
+              <w:rPr>
+                <w:noProof/>
+                <w:webHidden/>
+                <w:lang w:val="es-ES_tradnl"/>
+              </w:rPr>
+            </w:r>
+            <w:r>
+              <w:rPr>
+                <w:noProof/>
+                <w:webHidden/>
+                <w:lang w:val="es-ES_tradnl"/>
+              </w:rPr>
+              <w:fldChar w:fldCharType="separate"/>
+            </w:r>
+            <w:r>
+              <w:rPr>
+                <w:noProof/>
+                <w:webHidden/>
+                <w:lang w:val="es-ES_tradnl"/>
+              </w:rPr>
+              <w:t>3</w:t>
+            </w:r>
+            <w:r>
+              <w:rPr>
+                <w:noProof/>
+                <w:webHidden/>
+                <w:lang w:val="es-ES_tradnl"/>
+              </w:rPr>
+              <w:fldChar w:fldCharType="end"/>
+            </w:r>
+          </w:hyperlink>
+        </w:p>
+        <w:p>
+          <w:pPr>
+            <w:pStyle w:val="TDC2"/>
+            <w:tabs>
+              <w:tab w:val="right" w:leader="dot" w:pos="9016"/>
+            </w:tabs>
+            <w:rPr>
+              <w:noProof/>
+              <w:lang w:val="es-ES_tradnl"/>
+            </w:rPr>
+          </w:pPr>
+          <w:hyperlink w:anchor="_Toc243728701" w:history="1">
+            <w:r>
+              <w:rPr>
+                <w:rStyle w:val="Hipervnculo"/>
+                <w:noProof/>
+                <w:lang w:val="es-ES_tradnl"/>
+              </w:rPr>
+              <w:t>Análisis y diseño</w:t>
+            </w:r>
+            <w:r>
+              <w:rPr>
+                <w:noProof/>
+                <w:webHidden/>
+                <w:lang w:val="es-ES_tradnl"/>
+              </w:rPr>
+              <w:tab/>
+            </w:r>
+            <w:r>
+              <w:rPr>
+                <w:noProof/>
+                <w:webHidden/>
+                <w:lang w:val="es-ES_tradnl"/>
+              </w:rPr>
+              <w:fldChar w:fldCharType="begin"/>
+            </w:r>
+            <w:r>
+              <w:rPr>
+                <w:noProof/>
+                <w:webHidden/>
+                <w:lang w:val="es-ES_tradnl"/>
+              </w:rPr>
+              <w:instrText xml:space="preserve"> PAGEREF _Toc243728701 \h </w:instrText>
+            </w:r>
+            <w:r>
+              <w:rPr>
+                <w:noProof/>
+                <w:webHidden/>
+                <w:lang w:val="es-ES_tradnl"/>
+              </w:rPr>
+            </w:r>
+            <w:r>
+              <w:rPr>
+                <w:noProof/>
+                <w:webHidden/>
+                <w:lang w:val="es-ES_tradnl"/>
+              </w:rPr>
+              <w:fldChar w:fldCharType="separate"/>
+            </w:r>
+            <w:r>
+              <w:rPr>
+                <w:noProof/>
+                <w:webHidden/>
+                <w:lang w:val="es-ES_tradnl"/>
+              </w:rPr>
+              <w:t>4</w:t>
+            </w:r>
+            <w:r>
+              <w:rPr>
+                <w:noProof/>
+                <w:webHidden/>
+                <w:lang w:val="es-ES_tradnl"/>
+              </w:rPr>
+              <w:fldChar w:fldCharType="end"/>
+            </w:r>
+          </w:hyperlink>
+        </w:p>
+        <w:p>
+          <w:pPr>
+            <w:pStyle w:val="TDC2"/>
+            <w:tabs>
+              <w:tab w:val="right" w:leader="dot" w:pos="9016"/>
+            </w:tabs>
+            <w:rPr>
+              <w:noProof/>
+              <w:lang w:val="es-ES_tradnl"/>
+            </w:rPr>
+          </w:pPr>
+          <w:hyperlink w:anchor="_Toc243728702" w:history="1">
+            <w:r>
+              <w:rPr>
+                <w:rStyle w:val="Hipervnculo"/>
+                <w:noProof/>
+                <w:lang w:val="es-ES_tradnl"/>
+              </w:rPr>
+              <w:t>Construcción y control</w:t>
+            </w:r>
+            <w:r>
+              <w:rPr>
+                <w:noProof/>
+                <w:webHidden/>
+                <w:lang w:val="es-ES_tradnl"/>
+              </w:rPr>
+              <w:tab/>
+            </w:r>
+            <w:r>
+              <w:rPr>
+                <w:noProof/>
+                <w:webHidden/>
+                <w:lang w:val="es-ES_tradnl"/>
+              </w:rPr>
+              <w:fldChar w:fldCharType="begin"/>
+            </w:r>
+            <w:r>
+              <w:rPr>
+                <w:noProof/>
+                <w:webHidden/>
+                <w:lang w:val="es-ES_tradnl"/>
+              </w:rPr>
+              <w:instrText xml:space="preserve"> PAGEREF _Toc243728702 \h </w:instrText>
+            </w:r>
+            <w:r>
+              <w:rPr>
+                <w:noProof/>
+                <w:webHidden/>
+                <w:lang w:val="es-ES_tradnl"/>
+              </w:rPr>
+            </w:r>
+            <w:r>
+              <w:rPr>
+                <w:noProof/>
+                <w:webHidden/>
+                <w:lang w:val="es-ES_tradnl"/>
+              </w:rPr>
+              <w:fldChar w:fldCharType="separate"/>
+            </w:r>
+            <w:r>
+              <w:rPr>
+                <w:noProof/>
+                <w:webHidden/>
+                <w:lang w:val="es-ES_tradnl"/>
+              </w:rPr>
+              <w:t>4</w:t>
+            </w:r>
+            <w:r>
+              <w:rPr>
+                <w:noProof/>
+                <w:webHidden/>
+                <w:lang w:val="es-ES_tradnl"/>
+              </w:rPr>
+              <w:fldChar w:fldCharType="end"/>
+            </w:r>
+          </w:hyperlink>
+        </w:p>
+        <w:p>
+          <w:pPr>
+            <w:pStyle w:val="TDC2"/>
+            <w:tabs>
+              <w:tab w:val="right" w:leader="dot" w:pos="9016"/>
+            </w:tabs>
+            <w:rPr>
+              <w:noProof/>
+              <w:lang w:val="es-ES_tradnl"/>
+            </w:rPr>
+          </w:pPr>
+          <w:hyperlink w:anchor="_Toc243728703" w:history="1">
+            <w:r>
+              <w:rPr>
+                <w:rStyle w:val="Hipervnculo"/>
+                <w:noProof/>
+                <w:lang w:val="es-ES_tradnl"/>
+              </w:rPr>
+              <w:t>Despliegue y operación</w:t>
+            </w:r>
+            <w:r>
+              <w:rPr>
+                <w:noProof/>
+                <w:webHidden/>
+                <w:lang w:val="es-ES_tradnl"/>
+              </w:rPr>
+              <w:tab/>
+            </w:r>
+            <w:r>
+              <w:rPr>
+                <w:noProof/>
+                <w:webHidden/>
+                <w:lang w:val="es-ES_tradnl"/>
+              </w:rPr>
+              <w:fldChar w:fldCharType="begin"/>
+            </w:r>
+            <w:r>
+              <w:rPr>
+                <w:noProof/>
+                <w:webHidden/>
+                <w:lang w:val="es-ES_tradnl"/>
+              </w:rPr>
+              <w:instrText xml:space="preserve"> PAGEREF _Toc243728703 \h </w:instrText>
+            </w:r>
+            <w:r>
+              <w:rPr>
+                <w:noProof/>
+                <w:webHidden/>
+                <w:lang w:val="es-ES_tradnl"/>
+              </w:rPr>
+            </w:r>
+            <w:r>
+              <w:rPr>
+                <w:noProof/>
+                <w:webHidden/>
+                <w:lang w:val="es-ES_tradnl"/>
+              </w:rPr>
+              <w:fldChar w:fldCharType="separate"/>
+            </w:r>
+            <w:r>
+              <w:rPr>
+                <w:noProof/>
+                <w:webHidden/>
+                <w:lang w:val="es-ES_tradnl"/>
+              </w:rPr>
+              <w:t>4</w:t>
+            </w:r>
+            <w:r>
+              <w:rPr>
+                <w:noProof/>
+                <w:webHidden/>
+                <w:lang w:val="es-ES_tradnl"/>
+              </w:rPr>
+              <w:fldChar w:fldCharType="end"/>
+            </w:r>
+          </w:hyperlink>
+        </w:p>
+        <w:p>
+          <w:pPr>
+            <w:pStyle w:val="TDC2"/>
+            <w:tabs>
+              <w:tab w:val="right" w:leader="dot" w:pos="9016"/>
+            </w:tabs>
+            <w:rPr>
+              <w:noProof/>
+              <w:lang w:val="es-ES_tradnl"/>
+            </w:rPr>
+          </w:pPr>
+          <w:hyperlink w:anchor="_Toc243728704" w:history="1">
+            <w:r>
+              <w:rPr>
+                <w:rStyle w:val="Hipervnculo"/>
+                <w:noProof/>
+                <w:lang w:val="es-ES_tradnl"/>
+              </w:rPr>
+              <w:t>Pruebas y calidad</w:t>
+            </w:r>
+            <w:r>
+              <w:rPr>
+                <w:noProof/>
+                <w:webHidden/>
+                <w:lang w:val="es-ES_tradnl"/>
+              </w:rPr>
+              <w:tab/>
+            </w:r>
+            <w:r>
+              <w:rPr>
+                <w:noProof/>
+                <w:webHidden/>
+                <w:lang w:val="es-ES_tradnl"/>
+              </w:rPr>
+              <w:fldChar w:fldCharType="begin"/>
+            </w:r>
+            <w:r>
+              <w:rPr>
+                <w:noProof/>
+                <w:webHidden/>
+                <w:lang w:val="es-ES_tradnl"/>
+              </w:rPr>
+              <w:instrText xml:space="preserve"> PAGEREF _Toc243728704 \h </w:instrText>
+            </w:r>
+            <w:r>
+              <w:rPr>
+                <w:noProof/>
+                <w:webHidden/>
+                <w:lang w:val="es-ES_tradnl"/>
+              </w:rPr>
+            </w:r>
+            <w:r>
+              <w:rPr>
+                <w:noProof/>
+                <w:webHidden/>
+                <w:lang w:val="es-ES_tradnl"/>
+              </w:rPr>
+              <w:fldChar w:fldCharType="separate"/>
+            </w:r>
+            <w:r>
+              <w:rPr>
+                <w:noProof/>
+                <w:webHidden/>
+                <w:lang w:val="es-ES_tradnl"/>
+              </w:rPr>
+              <w:t>5</w:t>
+            </w:r>
+            <w:r>
+              <w:rPr>
+                <w:noProof/>
+                <w:webHidden/>
+                <w:lang w:val="es-ES_tradnl"/>
+              </w:rPr>
+              <w:fldChar w:fldCharType="end"/>
+            </w:r>
+          </w:hyperlink>
+        </w:p>
+        <w:p>
+          <w:pPr>
+            <w:pStyle w:val="TDC1"/>
+            <w:tabs>
+              <w:tab w:val="right" w:leader="dot" w:pos="9016"/>
+            </w:tabs>
+            <w:rPr>
+              <w:noProof/>
+              <w:lang w:val="es-ES_tradnl"/>
+            </w:rPr>
+          </w:pPr>
+          <w:hyperlink w:anchor="_Toc243728705" w:history="1">
+            <w:r>
+              <w:rPr>
+                <w:rStyle w:val="Hipervnculo"/>
+                <w:noProof/>
+                <w:lang w:val="es-ES_tradnl"/>
+              </w:rPr>
+              <w:t>4. Cómo se relacionan los documentos</w:t>
+            </w:r>
+            <w:r>
+              <w:rPr>
+                <w:noProof/>
+                <w:webHidden/>
+                <w:lang w:val="es-ES_tradnl"/>
+              </w:rPr>
+              <w:tab/>
+            </w:r>
+            <w:r>
+              <w:rPr>
+                <w:noProof/>
+                <w:webHidden/>
+                <w:lang w:val="es-ES_tradnl"/>
+              </w:rPr>
+              <w:fldChar w:fldCharType="begin"/>
+            </w:r>
+            <w:r>
+              <w:rPr>
+                <w:noProof/>
+                <w:webHidden/>
+                <w:lang w:val="es-ES_tradnl"/>
+              </w:rPr>
+              <w:instrText xml:space="preserve"> PAGEREF _Toc243728705 \h </w:instrText>
+            </w:r>
+            <w:r>
+              <w:rPr>
+                <w:noProof/>
+                <w:webHidden/>
+                <w:lang w:val="es-ES_tradnl"/>
+              </w:rPr>
+            </w:r>
+            <w:r>
+              <w:rPr>
+                <w:noProof/>
+                <w:webHidden/>
+                <w:lang w:val="es-ES_tradnl"/>
+              </w:rPr>
+              <w:fldChar w:fldCharType="separate"/>
+            </w:r>
+            <w:r>
+              <w:rPr>
+                <w:noProof/>
+                <w:webHidden/>
+                <w:lang w:val="es-ES_tradnl"/>
+              </w:rPr>
+              <w:t>5</w:t>
+            </w:r>
+            <w:r>
+              <w:rPr>
+                <w:noProof/>
+                <w:webHidden/>
+                <w:lang w:val="es-ES_tradnl"/>
+              </w:rPr>
+              <w:fldChar w:fldCharType="end"/>
+            </w:r>
+          </w:hyperlink>
+        </w:p>
+        <w:p>
+          <w:pPr>
+            <w:pStyle w:val="TDC1"/>
+            <w:tabs>
+              <w:tab w:val="right" w:leader="dot" w:pos="9016"/>
+            </w:tabs>
+            <w:rPr>
+              <w:noProof/>
+              <w:lang w:val="es-ES_tradnl"/>
+            </w:rPr>
+          </w:pPr>
+          <w:hyperlink w:anchor="_Toc243728706" w:history="1">
+            <w:r>
+              <w:rPr>
+                <w:rStyle w:val="Hipervnculo"/>
+                <w:noProof/>
+                <w:lang w:val="es-ES_tradnl"/>
+              </w:rPr>
+              <w:t>5. Supuestos y puntos de atención</w:t>
+            </w:r>
+            <w:r>
+              <w:rPr>
+                <w:noProof/>
+                <w:webHidden/>
+                <w:lang w:val="es-ES_tradnl"/>
+              </w:rPr>
+              <w:tab/>
+            </w:r>
+            <w:r>
+              <w:rPr>
+                <w:noProof/>
+                <w:webHidden/>
+                <w:lang w:val="es-ES_tradnl"/>
+              </w:rPr>
+              <w:fldChar w:fldCharType="begin"/>
+            </w:r>
+            <w:r>
+              <w:rPr>
+                <w:noProof/>
+                <w:webHidden/>
+                <w:lang w:val="es-ES_tradnl"/>
+              </w:rPr>
+              <w:instrText xml:space="preserve"> PAGEREF _Toc243728706 \h </w:instrText>
+            </w:r>
+            <w:r>
+              <w:rPr>
+                <w:noProof/>
+                <w:webHidden/>
+                <w:lang w:val="es-ES_tradnl"/>
+              </w:rPr>
+            </w:r>
+            <w:r>
+              <w:rPr>
+                <w:noProof/>
+                <w:webHidden/>
+                <w:lang w:val="es-ES_tradnl"/>
+              </w:rPr>
+              <w:fldChar w:fldCharType="separate"/>
+            </w:r>
+            <w:r>
+              <w:rPr>
+                <w:noProof/>
+                <w:webHidden/>
+                <w:lang w:val="es-ES_tradnl"/>
+              </w:rPr>
+              <w:t>5</w:t>
+            </w:r>
+            <w:r>
+              <w:rPr>
+                <w:noProof/>
+                <w:webHidden/>
+                <w:lang w:val="es-ES_tradnl"/>
+              </w:rPr>
+              <w:fldChar w:fldCharType="end"/>
+            </w:r>
+          </w:hyperlink>
+        </w:p>
+        <w:p>
+          <w:pPr>
+            <w:pStyle w:val="TDC1"/>
+            <w:tabs>
+              <w:tab w:val="right" w:leader="dot" w:pos="9016"/>
+            </w:tabs>
+            <w:rPr>
+              <w:noProof/>
+              <w:lang w:val="es-ES_tradnl"/>
+            </w:rPr>
+          </w:pPr>
+          <w:hyperlink w:anchor="_Toc243728707" w:history="1">
+            <w:r>
+              <w:rPr>
+                <w:rStyle w:val="Hipervnculo"/>
+                <w:noProof/>
+                <w:lang w:val="es-ES_tradnl"/>
+              </w:rPr>
+              <w:t>6. Aprobación</w:t>
+            </w:r>
+            <w:r>
+              <w:rPr>
+                <w:noProof/>
+                <w:webHidden/>
+                <w:lang w:val="es-ES_tradnl"/>
+              </w:rPr>
+              <w:tab/>
+            </w:r>
+            <w:r>
+              <w:rPr>
+                <w:noProof/>
+                <w:webHidden/>
+                <w:lang w:val="es-ES_tradnl"/>
+              </w:rPr>
+              <w:fldChar w:fldCharType="begin"/>
+            </w:r>
+            <w:r>
+              <w:rPr>
+                <w:noProof/>
+                <w:webHidden/>
+                <w:lang w:val="es-ES_tradnl"/>
+              </w:rPr>
+              <w:instrText xml:space="preserve"> PAGEREF _Toc243728707 \h </w:instrText>
+            </w:r>
+            <w:r>
+              <w:rPr>
+                <w:noProof/>
+                <w:webHidden/>
+                <w:lang w:val="es-ES_tradnl"/>
+              </w:rPr>
+            </w:r>
+            <w:r>
+              <w:rPr>
+                <w:noProof/>
+                <w:webHidden/>
+                <w:lang w:val="es-ES_tradnl"/>
+              </w:rPr>
+              <w:fldChar w:fldCharType="separate"/>
+            </w:r>
+            <w:r>
+              <w:rPr>
+                <w:noProof/>
+                <w:webHidden/>
+                <w:lang w:val="es-ES_tradnl"/>
+              </w:rPr>
+              <w:t>6</w:t>
+            </w:r>
+            <w:r>
+              <w:rPr>
+                <w:noProof/>
+                <w:webHidden/>
+                <w:lang w:val="es-ES_tradnl"/>
+              </w:rPr>
+              <w:fldChar w:fldCharType="end"/>
+            </w:r>
+          </w:hyperlink>
+        </w:p>
+        <w:p>
+          <w:pPr>
+            <w:rPr>
+              <w:lang w:val="es-ES_tradnl"/>
+            </w:rPr>
+          </w:pPr>
+          <w:r>
+            <w:rPr>
+              <w:b/>
+              <w:bCs/>
+              <w:noProof/>
+              <w:lang w:val="es-ES_tradnl"/>
+            </w:rPr>
+            <w:fldChar w:fldCharType="end"/>
+          </w:r>
+        </w:p>
+      </w:sdtContent>
+    </w:sdt>
     <w:p>
+      <w:pPr>
+        <w:rPr>
+          <w:lang w:val="es-ES_tradnl"/>
+        </w:rPr>
+      </w:pPr>
       <w:r>
+        <w:rPr>
+          <w:lang w:val="es-ES_tradnl"/>
+        </w:rPr>
         <w:br w:type="page"/>
       </w:r>
     </w:p>
     <w:p>
       <w:pPr>
         <w:pStyle w:val="Ttulo1"/>
+        <w:rPr>
+          <w:lang w:val="es-ES_tradnl"/>
+        </w:rPr>
       </w:pPr>
+      <w:bookmarkStart w:id="0" w:name="_Toc243728697"/>
       <w:r>
+        <w:rPr>
+          <w:lang w:val="es-ES_tradnl"/>
+        </w:rPr>
         <w:lastRenderedPageBreak/>
         <w:t>1. Presentación</w:t>
       </w:r>
+      <w:bookmarkEnd w:id="0"/>
     </w:p>
     <w:p>
+      <w:pPr>
+        <w:rPr>
+          <w:lang w:val="es-ES_tradnl"/>
+        </w:rPr>
+      </w:pPr>
       <w:r>
+        <w:rPr>
+          <w:lang w:val="es-ES_tradnl"/>
+        </w:rPr>
         <w:t xml:space="preserve">Este conjunto reúne la documentación formal del proyecto </w:t>
       </w:r>
       <w:r>
         <w:rPr>
           <w:b/>
+          <w:lang w:val="es-ES_tradnl"/>
         </w:rPr>
         <w:t>AuroraCare – Plataforma móvil de estimulación cognitiva para adultos mayores</w:t>
       </w:r>
       <w:r>
+        <w:rPr>
+          <w:lang w:val="es-ES_tradnl"/>
+        </w:rPr>
         <w:t>, desarrollado para la Municipalidad de Huechuraba – Dirección de Desarrollo Comunitario (DIDECO). Está organizado para ser leído en el orden de las fases del proyecto: iniciar, planificar, analizar, diseñar, construir, desplegar y operar.</w:t>
       </w:r>
     </w:p>
     <w:p>
       <w:pPr>
         <w:pStyle w:val="Ttulo1"/>
+        <w:rPr>
+          <w:lang w:val="es-ES_tradnl"/>
+        </w:rPr>
       </w:pPr>
+      <w:bookmarkStart w:id="1" w:name="_Toc243728698"/>
       <w:r>
+        <w:rPr>
+          <w:lang w:val="es-ES_tradnl"/>
+        </w:rPr>
         <w:t>2. Datos clave del proyecto</w:t>
       </w:r>
+      <w:bookmarkEnd w:id="1"/>
     </w:p>
     <w:p>
       <w:pPr>
         <w:pStyle w:val="Descripcin"/>
         <w:keepNext/>
+        <w:rPr>
+          <w:lang w:val="es-ES_tradnl"/>
+        </w:rPr>
       </w:pPr>
       <w:r>
+        <w:rPr>
+          <w:lang w:val="es-ES_tradnl"/>
+        </w:rPr>
         <w:t>Tabla 1 – Ficha del proyecto</w:t>
       </w:r>
     </w:p>
@@ -312,12 +1438,16 @@
             <w:pPr>
               <w:spacing w:before="40" w:after="40" w:line="240" w:lineRule="auto"/>
               <w:jc w:val="left"/>
+              <w:rPr>
+                <w:lang w:val="es-ES_tradnl"/>
+              </w:rPr>
             </w:pPr>
             <w:r>
               <w:rPr>
                 <w:b/>
                 <w:color w:val="1A3C5E"/>
                 <w:sz w:val="17"/>
+                <w:lang w:val="es-ES_tradnl"/>
               </w:rPr>
               <w:t>Proyecto</w:t>
             </w:r>
@@ -331,10 +1461,14 @@
             <w:pPr>
               <w:spacing w:before="40" w:after="40" w:line="240" w:lineRule="auto"/>
               <w:jc w:val="left"/>
+              <w:rPr>
+                <w:lang w:val="es-ES_tradnl"/>
+              </w:rPr>
             </w:pPr>
             <w:r>
               <w:rPr>
                 <w:sz w:val="17"/>
+                <w:lang w:val="es-ES_tradnl"/>
               </w:rPr>
               <w:t>AuroraCare – Plataforma móvil de estimulación cognitiva para adultos mayores (HCH-DIDECO-2026-001)</w:t>
             </w:r>
@@ -354,12 +1488,16 @@
             <w:pPr>
               <w:spacing w:before="40" w:after="40" w:line="240" w:lineRule="auto"/>
               <w:jc w:val="left"/>
+              <w:rPr>
+                <w:lang w:val="es-ES_tradnl"/>
+              </w:rPr>
             </w:pPr>
             <w:r>
               <w:rPr>
                 <w:b/>
                 <w:color w:val="1A3C5E"/>
                 <w:sz w:val="17"/>
+                <w:lang w:val="es-ES_tradnl"/>
               </w:rPr>
               <w:t>Cliente y contraparte</w:t>
             </w:r>
@@ -373,10 +1511,14 @@
             <w:pPr>
               <w:spacing w:before="40" w:after="40" w:line="240" w:lineRule="auto"/>
               <w:jc w:val="left"/>
+              <w:rPr>
+                <w:lang w:val="es-ES_tradnl"/>
+              </w:rPr>
             </w:pPr>
             <w:r>
               <w:rPr>
                 <w:sz w:val="17"/>
+                <w:lang w:val="es-ES_tradnl"/>
               </w:rPr>
               <w:t>Municipalidad de Huechuraba – Dirección de Desarrollo Comunitario (DIDECO). Contraparte: Sandra Carreño</w:t>
             </w:r>
@@ -396,12 +1538,16 @@
             <w:pPr>
               <w:spacing w:before="40" w:after="40" w:line="240" w:lineRule="auto"/>
               <w:jc w:val="left"/>
+              <w:rPr>
+                <w:lang w:val="es-ES_tradnl"/>
+              </w:rPr>
             </w:pPr>
             <w:r>
               <w:rPr>
                 <w:b/>
                 <w:color w:val="1A3C5E"/>
                 <w:sz w:val="17"/>
+                <w:lang w:val="es-ES_tradnl"/>
               </w:rPr>
               <w:t>Equipo</w:t>
             </w:r>
@@ -415,10 +1561,14 @@
             <w:pPr>
               <w:spacing w:before="40" w:after="40" w:line="240" w:lineRule="auto"/>
               <w:jc w:val="left"/>
+              <w:rPr>
+                <w:lang w:val="es-ES_tradnl"/>
+              </w:rPr>
             </w:pPr>
             <w:r>
               <w:rPr>
                 <w:sz w:val="17"/>
+                <w:lang w:val="es-ES_tradnl"/>
               </w:rPr>
               <w:t>Daniela Castillo (líder técnica y jefa de proyecto), Benjamín Valle y Eduardo Villanueva</w:t>
             </w:r>
@@ -438,12 +1588,16 @@
             <w:pPr>
               <w:spacing w:before="40" w:after="40" w:line="240" w:lineRule="auto"/>
               <w:jc w:val="left"/>
+              <w:rPr>
+                <w:lang w:val="es-ES_tradnl"/>
+              </w:rPr>
             </w:pPr>
             <w:r>
               <w:rPr>
                 <w:b/>
                 <w:color w:val="1A3C5E"/>
                 <w:sz w:val="17"/>
+                <w:lang w:val="es-ES_tradnl"/>
               </w:rPr>
               <w:t>Institución</w:t>
             </w:r>
@@ -457,10 +1611,14 @@
             <w:pPr>
               <w:spacing w:before="40" w:after="40" w:line="240" w:lineRule="auto"/>
               <w:jc w:val="left"/>
+              <w:rPr>
+                <w:lang w:val="es-ES_tradnl"/>
+              </w:rPr>
             </w:pPr>
             <w:r>
               <w:rPr>
                 <w:sz w:val="17"/>
+                <w:lang w:val="es-ES_tradnl"/>
               </w:rPr>
               <w:t>Escuela de Informática y Telecomunicaciones, Duoc UC: Sede Plaza Norte</w:t>
             </w:r>
@@ -480,12 +1638,16 @@
             <w:pPr>
               <w:spacing w:before="40" w:after="40" w:line="240" w:lineRule="auto"/>
               <w:jc w:val="left"/>
+              <w:rPr>
+                <w:lang w:val="es-ES_tradnl"/>
+              </w:rPr>
             </w:pPr>
             <w:r>
               <w:rPr>
                 <w:b/>
                 <w:color w:val="1A3C5E"/>
                 <w:sz w:val="17"/>
+                <w:lang w:val="es-ES_tradnl"/>
               </w:rPr>
               <w:t>Período</w:t>
             </w:r>
@@ -499,12 +1661,32 @@
             <w:pPr>
               <w:spacing w:before="40" w:after="40" w:line="240" w:lineRule="auto"/>
               <w:jc w:val="left"/>
+              <w:rPr>
+                <w:lang w:val="es-ES_tradnl"/>
+              </w:rPr>
             </w:pPr>
             <w:r>
               <w:rPr>
                 <w:sz w:val="17"/>
-              </w:rPr>
-              <w:t>31 de agosto de 2026 al 20 de diciembre de 2026 (16 semanas, 6 sprints)</w:t>
+                <w:lang w:val="es-ES_tradnl"/>
+              </w:rPr>
+              <w:t xml:space="preserve">31 de agosto de 2026 al 20 de diciembre de 2026 (16 semanas, 6 </w:t>
+            </w:r>
+            <w:proofErr w:type="spellStart"/>
+            <w:r>
+              <w:rPr>
+                <w:sz w:val="17"/>
+                <w:lang w:val="es-ES_tradnl"/>
+              </w:rPr>
+              <w:t>sprints</w:t>
+            </w:r>
+            <w:proofErr w:type="spellEnd"/>
+            <w:r>
+              <w:rPr>
+                <w:sz w:val="17"/>
+                <w:lang w:val="es-ES_tradnl"/>
+              </w:rPr>
+              <w:t>)</w:t>
             </w:r>
           </w:p>
         </w:tc>
@@ -522,12 +1704,16 @@
             <w:pPr>
               <w:spacing w:before="40" w:after="40" w:line="240" w:lineRule="auto"/>
               <w:jc w:val="left"/>
+              <w:rPr>
+                <w:lang w:val="es-ES_tradnl"/>
+              </w:rPr>
             </w:pPr>
             <w:r>
               <w:rPr>
                 <w:b/>
                 <w:color w:val="1A3C5E"/>
                 <w:sz w:val="17"/>
+                <w:lang w:val="es-ES_tradnl"/>
               </w:rPr>
               <w:t>Esfuerzo</w:t>
             </w:r>
@@ -541,10 +1727,14 @@
             <w:pPr>
               <w:spacing w:before="40" w:after="40" w:line="240" w:lineRule="auto"/>
               <w:jc w:val="left"/>
+              <w:rPr>
+                <w:lang w:val="es-ES_tradnl"/>
+              </w:rPr>
             </w:pPr>
             <w:r>
               <w:rPr>
                 <w:sz w:val="17"/>
+                <w:lang w:val="es-ES_tradnl"/>
               </w:rPr>
               <w:t>800 horas</w:t>
             </w:r>
@@ -564,12 +1754,16 @@
             <w:pPr>
               <w:spacing w:before="40" w:after="40" w:line="240" w:lineRule="auto"/>
               <w:jc w:val="left"/>
+              <w:rPr>
+                <w:lang w:val="es-ES_tradnl"/>
+              </w:rPr>
             </w:pPr>
             <w:r>
               <w:rPr>
                 <w:b/>
                 <w:color w:val="1A3C5E"/>
                 <w:sz w:val="17"/>
+                <w:lang w:val="es-ES_tradnl"/>
               </w:rPr>
               <w:t>Línea base de costos (BAC)</w:t>
             </w:r>
@@ -583,12 +1777,16 @@
             <w:pPr>
               <w:spacing w:before="40" w:after="40" w:line="240" w:lineRule="auto"/>
               <w:jc w:val="left"/>
+              <w:rPr>
+                <w:lang w:val="es-ES_tradnl"/>
+              </w:rPr>
             </w:pPr>
             <w:r>
               <w:rPr>
                 <w:sz w:val="17"/>
-              </w:rPr>
-              <w:t>$4.782.000</w:t>
+                <w:lang w:val="es-ES_tradnl"/>
+              </w:rPr>
+              <w:t>$4.754.750</w:t>
             </w:r>
           </w:p>
         </w:tc>
@@ -606,12 +1804,16 @@
             <w:pPr>
               <w:spacing w:before="40" w:after="40" w:line="240" w:lineRule="auto"/>
               <w:jc w:val="left"/>
+              <w:rPr>
+                <w:lang w:val="es-ES_tradnl"/>
+              </w:rPr>
             </w:pPr>
             <w:r>
               <w:rPr>
                 <w:b/>
                 <w:color w:val="1A3C5E"/>
                 <w:sz w:val="17"/>
+                <w:lang w:val="es-ES_tradnl"/>
               </w:rPr>
               <w:t>Presupuesto con contingencia del 10%</w:t>
             </w:r>
@@ -625,12 +1827,16 @@
             <w:pPr>
               <w:spacing w:before="40" w:after="40" w:line="240" w:lineRule="auto"/>
               <w:jc w:val="left"/>
+              <w:rPr>
+                <w:lang w:val="es-ES_tradnl"/>
+              </w:rPr>
             </w:pPr>
             <w:r>
               <w:rPr>
                 <w:sz w:val="17"/>
-              </w:rPr>
-              <w:t>$5.260.200</w:t>
+                <w:lang w:val="es-ES_tradnl"/>
+              </w:rPr>
+              <w:t>$5.230.225</w:t>
             </w:r>
           </w:p>
         </w:tc>
@@ -648,12 +1854,16 @@
             <w:pPr>
               <w:spacing w:before="40" w:after="40" w:line="240" w:lineRule="auto"/>
               <w:jc w:val="left"/>
+              <w:rPr>
+                <w:lang w:val="es-ES_tradnl"/>
+              </w:rPr>
             </w:pPr>
             <w:r>
               <w:rPr>
                 <w:b/>
                 <w:color w:val="1A3C5E"/>
                 <w:sz w:val="17"/>
+                <w:lang w:val="es-ES_tradnl"/>
               </w:rPr>
               <w:t>Desembolso real</w:t>
             </w:r>
@@ -667,12 +1877,16 @@
             <w:pPr>
               <w:spacing w:before="40" w:after="40" w:line="240" w:lineRule="auto"/>
               <w:jc w:val="left"/>
+              <w:rPr>
+                <w:lang w:val="es-ES_tradnl"/>
+              </w:rPr>
             </w:pPr>
             <w:r>
               <w:rPr>
                 <w:sz w:val="17"/>
-              </w:rPr>
-              <w:t>$62.000 (OpenAI y cuenta de Google Play)</w:t>
+                <w:lang w:val="es-ES_tradnl"/>
+              </w:rPr>
+              <w:t>$34.750 (OpenAI y cuenta de Google Play)</w:t>
             </w:r>
           </w:p>
         </w:tc>
@@ -690,12 +1904,16 @@
             <w:pPr>
               <w:spacing w:before="40" w:after="40" w:line="240" w:lineRule="auto"/>
               <w:jc w:val="left"/>
+              <w:rPr>
+                <w:lang w:val="es-ES_tradnl"/>
+              </w:rPr>
             </w:pPr>
             <w:r>
               <w:rPr>
                 <w:b/>
                 <w:color w:val="1A3C5E"/>
                 <w:sz w:val="17"/>
+                <w:lang w:val="es-ES_tradnl"/>
               </w:rPr>
               <w:t>Fecha de emisión</w:t>
             </w:r>
@@ -709,12 +1927,30 @@
             <w:pPr>
               <w:spacing w:before="40" w:after="40" w:line="240" w:lineRule="auto"/>
               <w:jc w:val="left"/>
+              <w:rPr>
+                <w:lang w:val="es-ES_tradnl"/>
+              </w:rPr>
             </w:pPr>
             <w:r>
               <w:rPr>
                 <w:sz w:val="17"/>
-              </w:rPr>
-              <w:t>23-10-2026</w:t>
+                <w:lang w:val="es-ES_tradnl"/>
+              </w:rPr>
+              <w:t>2</w:t>
+            </w:r>
+            <w:r>
+              <w:rPr>
+                <w:sz w:val="17"/>
+                <w:lang w:val="es-ES_tradnl"/>
+              </w:rPr>
+              <w:t>3</w:t>
+            </w:r>
+            <w:r>
+              <w:rPr>
+                <w:sz w:val="17"/>
+                <w:lang w:val="es-ES_tradnl"/>
+              </w:rPr>
+              <w:t>-10-2026</w:t>
             </w:r>
           </w:p>
         </w:tc>
@@ -723,30 +1959,55 @@
     <w:p>
       <w:pPr>
         <w:spacing w:after="80"/>
+        <w:rPr>
+          <w:lang w:val="es-ES_tradnl"/>
+        </w:rPr>
       </w:pPr>
     </w:p>
     <w:p>
       <w:pPr>
         <w:pStyle w:val="Ttulo1"/>
+        <w:rPr>
+          <w:lang w:val="es-ES_tradnl"/>
+        </w:rPr>
       </w:pPr>
+      <w:bookmarkStart w:id="2" w:name="_Toc243728699"/>
       <w:r>
+        <w:rPr>
+          <w:lang w:val="es-ES_tradnl"/>
+        </w:rPr>
         <w:t>3. Documentos</w:t>
       </w:r>
+      <w:bookmarkEnd w:id="2"/>
     </w:p>
     <w:p>
       <w:pPr>
         <w:pStyle w:val="Ttulo2"/>
+        <w:rPr>
+          <w:lang w:val="es-ES_tradnl"/>
+        </w:rPr>
       </w:pPr>
+      <w:bookmarkStart w:id="3" w:name="_Toc243728700"/>
       <w:r>
+        <w:rPr>
+          <w:lang w:val="es-ES_tradnl"/>
+        </w:rPr>
         <w:t>Iniciación y planificación</w:t>
       </w:r>
+      <w:bookmarkEnd w:id="3"/>
     </w:p>
     <w:p>
       <w:pPr>
         <w:pStyle w:val="Descripcin"/>
         <w:keepNext/>
+        <w:rPr>
+          <w:lang w:val="es-ES_tradnl"/>
+        </w:rPr>
       </w:pPr>
       <w:r>
+        <w:rPr>
+          <w:lang w:val="es-ES_tradnl"/>
+        </w:rPr>
         <w:t>Tabla 2 – Iniciación y planificación</w:t>
       </w:r>
     </w:p>
@@ -788,12 +2049,16 @@
             <w:pPr>
               <w:spacing w:before="40" w:after="40" w:line="240" w:lineRule="auto"/>
               <w:jc w:val="center"/>
+              <w:rPr>
+                <w:lang w:val="es-ES_tradnl"/>
+              </w:rPr>
             </w:pPr>
             <w:r>
               <w:rPr>
                 <w:b/>
                 <w:color w:val="FFFFFF"/>
                 <w:sz w:val="16"/>
+                <w:lang w:val="es-ES_tradnl"/>
               </w:rPr>
               <w:t>Código</w:t>
             </w:r>
@@ -808,12 +2073,16 @@
             <w:pPr>
               <w:spacing w:before="40" w:after="40" w:line="240" w:lineRule="auto"/>
               <w:jc w:val="center"/>
+              <w:rPr>
+                <w:lang w:val="es-ES_tradnl"/>
+              </w:rPr>
             </w:pPr>
             <w:r>
               <w:rPr>
                 <w:b/>
                 <w:color w:val="FFFFFF"/>
                 <w:sz w:val="16"/>
+                <w:lang w:val="es-ES_tradnl"/>
               </w:rPr>
               <w:t>Documento</w:t>
             </w:r>
@@ -828,12 +2097,16 @@
             <w:pPr>
               <w:spacing w:before="40" w:after="40" w:line="240" w:lineRule="auto"/>
               <w:jc w:val="center"/>
+              <w:rPr>
+                <w:lang w:val="es-ES_tradnl"/>
+              </w:rPr>
             </w:pPr>
             <w:r>
               <w:rPr>
                 <w:b/>
                 <w:color w:val="FFFFFF"/>
                 <w:sz w:val="16"/>
+                <w:lang w:val="es-ES_tradnl"/>
               </w:rPr>
               <w:t>Archivo</w:t>
             </w:r>
@@ -848,12 +2121,16 @@
             <w:pPr>
               <w:spacing w:before="40" w:after="40" w:line="240" w:lineRule="auto"/>
               <w:jc w:val="center"/>
+              <w:rPr>
+                <w:lang w:val="es-ES_tradnl"/>
+              </w:rPr>
             </w:pPr>
             <w:r>
               <w:rPr>
                 <w:b/>
                 <w:color w:val="FFFFFF"/>
                 <w:sz w:val="16"/>
+                <w:lang w:val="es-ES_tradnl"/>
               </w:rPr>
               <w:t>Versión</w:t>
             </w:r>
@@ -868,12 +2145,16 @@
             <w:pPr>
               <w:spacing w:before="40" w:after="40" w:line="240" w:lineRule="auto"/>
               <w:jc w:val="center"/>
+              <w:rPr>
+                <w:lang w:val="es-ES_tradnl"/>
+              </w:rPr>
             </w:pPr>
             <w:r>
               <w:rPr>
                 <w:b/>
                 <w:color w:val="FFFFFF"/>
                 <w:sz w:val="16"/>
+                <w:lang w:val="es-ES_tradnl"/>
               </w:rPr>
               <w:t>Contenido</w:t>
             </w:r>
@@ -894,10 +2175,14 @@
             <w:pPr>
               <w:spacing w:before="40" w:after="40" w:line="240" w:lineRule="auto"/>
               <w:jc w:val="left"/>
+              <w:rPr>
+                <w:lang w:val="es-ES_tradnl"/>
+              </w:rPr>
             </w:pPr>
             <w:r>
               <w:rPr>
                 <w:sz w:val="16"/>
+                <w:lang w:val="es-ES_tradnl"/>
               </w:rPr>
               <w:t>AC-DOC-01</w:t>
             </w:r>
@@ -912,10 +2197,14 @@
             <w:pPr>
               <w:spacing w:before="40" w:after="40" w:line="240" w:lineRule="auto"/>
               <w:jc w:val="left"/>
+              <w:rPr>
+                <w:lang w:val="es-ES_tradnl"/>
+              </w:rPr>
             </w:pPr>
             <w:r>
               <w:rPr>
                 <w:sz w:val="16"/>
+                <w:lang w:val="es-ES_tradnl"/>
               </w:rPr>
               <w:t>Acta de Constitución del Proyecto</w:t>
             </w:r>
@@ -930,10 +2219,14 @@
             <w:pPr>
               <w:spacing w:before="40" w:after="40" w:line="240" w:lineRule="auto"/>
               <w:jc w:val="left"/>
+              <w:rPr>
+                <w:lang w:val="es-ES_tradnl"/>
+              </w:rPr>
             </w:pPr>
             <w:r>
               <w:rPr>
                 <w:sz w:val="16"/>
+                <w:lang w:val="es-ES_tradnl"/>
               </w:rPr>
               <w:t>01_Acta_Constitucion_Proyecto.docx</w:t>
             </w:r>
@@ -948,10 +2241,14 @@
             <w:pPr>
               <w:spacing w:before="40" w:after="40" w:line="240" w:lineRule="auto"/>
               <w:jc w:val="left"/>
+              <w:rPr>
+                <w:lang w:val="es-ES_tradnl"/>
+              </w:rPr>
             </w:pPr>
             <w:r>
               <w:rPr>
                 <w:sz w:val="16"/>
+                <w:lang w:val="es-ES_tradnl"/>
               </w:rPr>
               <w:t>2.0</w:t>
             </w:r>
@@ -966,10 +2263,14 @@
             <w:pPr>
               <w:spacing w:before="40" w:after="40" w:line="240" w:lineRule="auto"/>
               <w:jc w:val="left"/>
+              <w:rPr>
+                <w:lang w:val="es-ES_tradnl"/>
+              </w:rPr>
             </w:pPr>
             <w:r>
               <w:rPr>
                 <w:sz w:val="16"/>
+                <w:lang w:val="es-ES_tradnl"/>
               </w:rPr>
               <w:t>Autoriza el proyecto: objetivos, alcance, entregables, hitos, presupuesto y equipo</w:t>
             </w:r>
@@ -990,10 +2291,14 @@
             <w:pPr>
               <w:spacing w:before="40" w:after="40" w:line="240" w:lineRule="auto"/>
               <w:jc w:val="left"/>
+              <w:rPr>
+                <w:lang w:val="es-ES_tradnl"/>
+              </w:rPr>
             </w:pPr>
             <w:r>
               <w:rPr>
                 <w:sz w:val="16"/>
+                <w:lang w:val="es-ES_tradnl"/>
               </w:rPr>
               <w:t>AC-DOC-02</w:t>
             </w:r>
@@ -1008,10 +2313,14 @@
             <w:pPr>
               <w:spacing w:before="40" w:after="40" w:line="240" w:lineRule="auto"/>
               <w:jc w:val="left"/>
+              <w:rPr>
+                <w:lang w:val="es-ES_tradnl"/>
+              </w:rPr>
             </w:pPr>
             <w:r>
               <w:rPr>
                 <w:sz w:val="16"/>
+                <w:lang w:val="es-ES_tradnl"/>
               </w:rPr>
               <w:t>Requerimientos Funcionales y No Funcionales del Negocio</w:t>
             </w:r>
@@ -1026,10 +2335,14 @@
             <w:pPr>
               <w:spacing w:before="40" w:after="40" w:line="240" w:lineRule="auto"/>
               <w:jc w:val="left"/>
+              <w:rPr>
+                <w:lang w:val="es-ES_tradnl"/>
+              </w:rPr>
             </w:pPr>
             <w:r>
               <w:rPr>
                 <w:sz w:val="16"/>
+                <w:lang w:val="es-ES_tradnl"/>
               </w:rPr>
               <w:t>02_Requerimientos_Negocio.docx</w:t>
             </w:r>
@@ -1044,10 +2357,14 @@
             <w:pPr>
               <w:spacing w:before="40" w:after="40" w:line="240" w:lineRule="auto"/>
               <w:jc w:val="left"/>
+              <w:rPr>
+                <w:lang w:val="es-ES_tradnl"/>
+              </w:rPr>
             </w:pPr>
             <w:r>
               <w:rPr>
                 <w:sz w:val="16"/>
+                <w:lang w:val="es-ES_tradnl"/>
               </w:rPr>
               <w:t>1.0</w:t>
             </w:r>
@@ -1062,10 +2379,14 @@
             <w:pPr>
               <w:spacing w:before="40" w:after="40" w:line="240" w:lineRule="auto"/>
               <w:jc w:val="left"/>
+              <w:rPr>
+                <w:lang w:val="es-ES_tradnl"/>
+              </w:rPr>
             </w:pPr>
             <w:r>
               <w:rPr>
                 <w:sz w:val="16"/>
+                <w:lang w:val="es-ES_tradnl"/>
               </w:rPr>
               <w:t>Necesidades del negocio, requerimientos funcionales y no funcionales priorizados</w:t>
             </w:r>
@@ -1086,10 +2407,14 @@
             <w:pPr>
               <w:spacing w:before="40" w:after="40" w:line="240" w:lineRule="auto"/>
               <w:jc w:val="left"/>
+              <w:rPr>
+                <w:lang w:val="es-ES_tradnl"/>
+              </w:rPr>
             </w:pPr>
             <w:r>
               <w:rPr>
                 <w:sz w:val="16"/>
+                <w:lang w:val="es-ES_tradnl"/>
               </w:rPr>
               <w:t>AC-DOC-03</w:t>
             </w:r>
@@ -1104,10 +2429,14 @@
             <w:pPr>
               <w:spacing w:before="40" w:after="40" w:line="240" w:lineRule="auto"/>
               <w:jc w:val="left"/>
+              <w:rPr>
+                <w:lang w:val="es-ES_tradnl"/>
+              </w:rPr>
             </w:pPr>
             <w:r>
               <w:rPr>
                 <w:sz w:val="16"/>
+                <w:lang w:val="es-ES_tradnl"/>
               </w:rPr>
               <w:t>Plan de Gestión del Proyecto</w:t>
             </w:r>
@@ -1122,10 +2451,14 @@
             <w:pPr>
               <w:spacing w:before="40" w:after="40" w:line="240" w:lineRule="auto"/>
               <w:jc w:val="left"/>
+              <w:rPr>
+                <w:lang w:val="es-ES_tradnl"/>
+              </w:rPr>
             </w:pPr>
             <w:r>
               <w:rPr>
                 <w:sz w:val="16"/>
+                <w:lang w:val="es-ES_tradnl"/>
               </w:rPr>
               <w:t>03_Plan_Gestion_Proyecto.docx</w:t>
             </w:r>
@@ -1140,10 +2473,14 @@
             <w:pPr>
               <w:spacing w:before="40" w:after="40" w:line="240" w:lineRule="auto"/>
               <w:jc w:val="left"/>
+              <w:rPr>
+                <w:lang w:val="es-ES_tradnl"/>
+              </w:rPr>
             </w:pPr>
             <w:r>
               <w:rPr>
                 <w:sz w:val="16"/>
+                <w:lang w:val="es-ES_tradnl"/>
               </w:rPr>
               <w:t>1.0</w:t>
             </w:r>
@@ -1158,10 +2495,14 @@
             <w:pPr>
               <w:spacing w:before="40" w:after="40" w:line="240" w:lineRule="auto"/>
               <w:jc w:val="left"/>
+              <w:rPr>
+                <w:lang w:val="es-ES_tradnl"/>
+              </w:rPr>
             </w:pPr>
             <w:r>
               <w:rPr>
                 <w:sz w:val="16"/>
+                <w:lang w:val="es-ES_tradnl"/>
               </w:rPr>
               <w:t>EDT, cronograma y ruta crítica, costos, recursos, calidad y control</w:t>
             </w:r>
@@ -1182,10 +2523,14 @@
             <w:pPr>
               <w:spacing w:before="40" w:after="40" w:line="240" w:lineRule="auto"/>
               <w:jc w:val="left"/>
+              <w:rPr>
+                <w:lang w:val="es-ES_tradnl"/>
+              </w:rPr>
             </w:pPr>
             <w:r>
               <w:rPr>
                 <w:sz w:val="16"/>
+                <w:lang w:val="es-ES_tradnl"/>
               </w:rPr>
               <w:t>AC-DOC-04</w:t>
             </w:r>
@@ -1200,10 +2545,14 @@
             <w:pPr>
               <w:spacing w:before="40" w:after="40" w:line="240" w:lineRule="auto"/>
               <w:jc w:val="left"/>
+              <w:rPr>
+                <w:lang w:val="es-ES_tradnl"/>
+              </w:rPr>
             </w:pPr>
             <w:r>
               <w:rPr>
                 <w:sz w:val="16"/>
+                <w:lang w:val="es-ES_tradnl"/>
               </w:rPr>
               <w:t>Mapa de Procesos del Negocio</w:t>
             </w:r>
@@ -1218,10 +2567,14 @@
             <w:pPr>
               <w:spacing w:before="40" w:after="40" w:line="240" w:lineRule="auto"/>
               <w:jc w:val="left"/>
+              <w:rPr>
+                <w:lang w:val="es-ES_tradnl"/>
+              </w:rPr>
             </w:pPr>
             <w:r>
               <w:rPr>
                 <w:sz w:val="16"/>
+                <w:lang w:val="es-ES_tradnl"/>
               </w:rPr>
               <w:t>04_Mapa_Procesos_Negocio.docx</w:t>
             </w:r>
@@ -1236,10 +2589,14 @@
             <w:pPr>
               <w:spacing w:before="40" w:after="40" w:line="240" w:lineRule="auto"/>
               <w:jc w:val="left"/>
+              <w:rPr>
+                <w:lang w:val="es-ES_tradnl"/>
+              </w:rPr>
             </w:pPr>
             <w:r>
               <w:rPr>
                 <w:sz w:val="16"/>
+                <w:lang w:val="es-ES_tradnl"/>
               </w:rPr>
               <w:t>1.0</w:t>
             </w:r>
@@ -1254,10 +2611,14 @@
             <w:pPr>
               <w:spacing w:before="40" w:after="40" w:line="240" w:lineRule="auto"/>
               <w:jc w:val="left"/>
+              <w:rPr>
+                <w:lang w:val="es-ES_tradnl"/>
+              </w:rPr>
             </w:pPr>
             <w:r>
               <w:rPr>
                 <w:sz w:val="16"/>
+                <w:lang w:val="es-ES_tradnl"/>
               </w:rPr>
               <w:t>Mapa de procesos, fichas y flujos con calles</w:t>
             </w:r>
@@ -1278,10 +2639,14 @@
             <w:pPr>
               <w:spacing w:before="40" w:after="40" w:line="240" w:lineRule="auto"/>
               <w:jc w:val="left"/>
+              <w:rPr>
+                <w:lang w:val="es-ES_tradnl"/>
+              </w:rPr>
             </w:pPr>
             <w:r>
               <w:rPr>
                 <w:sz w:val="16"/>
+                <w:lang w:val="es-ES_tradnl"/>
               </w:rPr>
               <w:t>AC-DOC-05</w:t>
             </w:r>
@@ -1296,10 +2661,14 @@
             <w:pPr>
               <w:spacing w:before="40" w:after="40" w:line="240" w:lineRule="auto"/>
               <w:jc w:val="left"/>
+              <w:rPr>
+                <w:lang w:val="es-ES_tradnl"/>
+              </w:rPr>
             </w:pPr>
             <w:r>
               <w:rPr>
                 <w:sz w:val="16"/>
+                <w:lang w:val="es-ES_tradnl"/>
               </w:rPr>
               <w:t>Plan de Gestión de Riesgos</w:t>
             </w:r>
@@ -1314,10 +2683,14 @@
             <w:pPr>
               <w:spacing w:before="40" w:after="40" w:line="240" w:lineRule="auto"/>
               <w:jc w:val="left"/>
+              <w:rPr>
+                <w:lang w:val="es-ES_tradnl"/>
+              </w:rPr>
             </w:pPr>
             <w:r>
               <w:rPr>
                 <w:sz w:val="16"/>
+                <w:lang w:val="es-ES_tradnl"/>
               </w:rPr>
               <w:t>05_Plan_Riesgos.docx</w:t>
             </w:r>
@@ -1332,12 +2705,16 @@
             <w:pPr>
               <w:spacing w:before="40" w:after="40" w:line="240" w:lineRule="auto"/>
               <w:jc w:val="left"/>
+              <w:rPr>
+                <w:lang w:val="es-ES_tradnl"/>
+              </w:rPr>
             </w:pPr>
             <w:r>
               <w:rPr>
                 <w:sz w:val="16"/>
-              </w:rPr>
-              <w:t>1.0</w:t>
+                <w:lang w:val="es-ES_tradnl"/>
+              </w:rPr>
+              <w:t>2.0</w:t>
             </w:r>
           </w:p>
         </w:tc>
@@ -1350,12 +2727,16 @@
             <w:pPr>
               <w:spacing w:before="40" w:after="40" w:line="240" w:lineRule="auto"/>
               <w:jc w:val="left"/>
+              <w:rPr>
+                <w:lang w:val="es-ES_tradnl"/>
+              </w:rPr>
             </w:pPr>
             <w:r>
               <w:rPr>
                 <w:sz w:val="16"/>
-              </w:rPr>
-              <w:t>17 riesgos cuantificados, respuestas, reserva y monitoreo</w:t>
+                <w:lang w:val="es-ES_tradnl"/>
+              </w:rPr>
+              <w:t>44 riesgos (Pirani), 73 controles, análisis cuantitativo, reservas y monitoreo</w:t>
             </w:r>
           </w:p>
         </w:tc>
@@ -1374,10 +2755,14 @@
             <w:pPr>
               <w:spacing w:before="40" w:after="40" w:line="240" w:lineRule="auto"/>
               <w:jc w:val="left"/>
+              <w:rPr>
+                <w:lang w:val="es-ES_tradnl"/>
+              </w:rPr>
             </w:pPr>
             <w:r>
               <w:rPr>
                 <w:sz w:val="16"/>
+                <w:lang w:val="es-ES_tradnl"/>
               </w:rPr>
               <w:lastRenderedPageBreak/>
               <w:t>AC-DOC-06</w:t>
@@ -1393,10 +2778,14 @@
             <w:pPr>
               <w:spacing w:before="40" w:after="40" w:line="240" w:lineRule="auto"/>
               <w:jc w:val="left"/>
+              <w:rPr>
+                <w:lang w:val="es-ES_tradnl"/>
+              </w:rPr>
             </w:pPr>
             <w:r>
               <w:rPr>
                 <w:sz w:val="16"/>
+                <w:lang w:val="es-ES_tradnl"/>
               </w:rPr>
               <w:t>Plan de Gestión de las Comunicaciones</w:t>
             </w:r>
@@ -1411,10 +2800,14 @@
             <w:pPr>
               <w:spacing w:before="40" w:after="40" w:line="240" w:lineRule="auto"/>
               <w:jc w:val="left"/>
+              <w:rPr>
+                <w:lang w:val="es-ES_tradnl"/>
+              </w:rPr>
             </w:pPr>
             <w:r>
               <w:rPr>
                 <w:sz w:val="16"/>
+                <w:lang w:val="es-ES_tradnl"/>
               </w:rPr>
               <w:t>06_Plan_Comunicacion.docx</w:t>
             </w:r>
@@ -1429,10 +2822,14 @@
             <w:pPr>
               <w:spacing w:before="40" w:after="40" w:line="240" w:lineRule="auto"/>
               <w:jc w:val="left"/>
+              <w:rPr>
+                <w:lang w:val="es-ES_tradnl"/>
+              </w:rPr>
             </w:pPr>
             <w:r>
               <w:rPr>
                 <w:sz w:val="16"/>
+                <w:lang w:val="es-ES_tradnl"/>
               </w:rPr>
               <w:t>1.0</w:t>
             </w:r>
@@ -1447,10 +2844,14 @@
             <w:pPr>
               <w:spacing w:before="40" w:after="40" w:line="240" w:lineRule="auto"/>
               <w:jc w:val="left"/>
+              <w:rPr>
+                <w:lang w:val="es-ES_tradnl"/>
+              </w:rPr>
             </w:pPr>
             <w:r>
               <w:rPr>
                 <w:sz w:val="16"/>
+                <w:lang w:val="es-ES_tradnl"/>
               </w:rPr>
               <w:t>Interesados, matriz y calendario de comunicaciones, protocolo de incidentes</w:t>
             </w:r>
@@ -1471,10 +2872,14 @@
             <w:pPr>
               <w:spacing w:before="40" w:after="40" w:line="240" w:lineRule="auto"/>
               <w:jc w:val="left"/>
+              <w:rPr>
+                <w:lang w:val="es-ES_tradnl"/>
+              </w:rPr>
             </w:pPr>
             <w:r>
               <w:rPr>
                 <w:sz w:val="16"/>
+                <w:lang w:val="es-ES_tradnl"/>
               </w:rPr>
               <w:t>AC-DOC-07</w:t>
             </w:r>
@@ -1489,10 +2894,14 @@
             <w:pPr>
               <w:spacing w:before="40" w:after="40" w:line="240" w:lineRule="auto"/>
               <w:jc w:val="left"/>
+              <w:rPr>
+                <w:lang w:val="es-ES_tradnl"/>
+              </w:rPr>
             </w:pPr>
             <w:r>
               <w:rPr>
                 <w:sz w:val="16"/>
+                <w:lang w:val="es-ES_tradnl"/>
               </w:rPr>
               <w:t>Acuerdo de Confidencialidad</w:t>
             </w:r>
@@ -1507,10 +2916,14 @@
             <w:pPr>
               <w:spacing w:before="40" w:after="40" w:line="240" w:lineRule="auto"/>
               <w:jc w:val="left"/>
+              <w:rPr>
+                <w:lang w:val="es-ES_tradnl"/>
+              </w:rPr>
             </w:pPr>
             <w:r>
               <w:rPr>
                 <w:sz w:val="16"/>
+                <w:lang w:val="es-ES_tradnl"/>
               </w:rPr>
               <w:t>07_Acuerdo_Confidencialidad.docx</w:t>
             </w:r>
@@ -1525,10 +2938,14 @@
             <w:pPr>
               <w:spacing w:before="40" w:after="40" w:line="240" w:lineRule="auto"/>
               <w:jc w:val="left"/>
+              <w:rPr>
+                <w:lang w:val="es-ES_tradnl"/>
+              </w:rPr>
             </w:pPr>
             <w:r>
               <w:rPr>
                 <w:sz w:val="16"/>
+                <w:lang w:val="es-ES_tradnl"/>
               </w:rPr>
               <w:t>1.0</w:t>
             </w:r>
@@ -1543,10 +2960,14 @@
             <w:pPr>
               <w:spacing w:before="40" w:after="40" w:line="240" w:lineRule="auto"/>
               <w:jc w:val="left"/>
+              <w:rPr>
+                <w:lang w:val="es-ES_tradnl"/>
+              </w:rPr>
             </w:pPr>
             <w:r>
               <w:rPr>
                 <w:sz w:val="16"/>
+                <w:lang w:val="es-ES_tradnl"/>
               </w:rPr>
               <w:t>Acuerdo de confidencialidad entre la municipalidad y el equipo (borrador para firma)</w:t>
             </w:r>
@@ -1557,22 +2978,39 @@
     <w:p>
       <w:pPr>
         <w:spacing w:after="80"/>
+        <w:rPr>
+          <w:lang w:val="es-ES_tradnl"/>
+        </w:rPr>
       </w:pPr>
     </w:p>
     <w:p>
       <w:pPr>
         <w:pStyle w:val="Ttulo2"/>
+        <w:rPr>
+          <w:lang w:val="es-ES_tradnl"/>
+        </w:rPr>
       </w:pPr>
+      <w:bookmarkStart w:id="4" w:name="_Toc243728701"/>
       <w:r>
+        <w:rPr>
+          <w:lang w:val="es-ES_tradnl"/>
+        </w:rPr>
         <w:t>Análisis y diseño</w:t>
       </w:r>
+      <w:bookmarkEnd w:id="4"/>
     </w:p>
     <w:p>
       <w:pPr>
         <w:pStyle w:val="Descripcin"/>
         <w:keepNext/>
+        <w:rPr>
+          <w:lang w:val="es-ES_tradnl"/>
+        </w:rPr>
       </w:pPr>
       <w:r>
+        <w:rPr>
+          <w:lang w:val="es-ES_tradnl"/>
+        </w:rPr>
         <w:t>Tabla 3 – Análisis y diseño</w:t>
       </w:r>
     </w:p>
@@ -1614,12 +3052,16 @@
             <w:pPr>
               <w:spacing w:before="40" w:after="40" w:line="240" w:lineRule="auto"/>
               <w:jc w:val="center"/>
+              <w:rPr>
+                <w:lang w:val="es-ES_tradnl"/>
+              </w:rPr>
             </w:pPr>
             <w:r>
               <w:rPr>
                 <w:b/>
                 <w:color w:val="FFFFFF"/>
                 <w:sz w:val="16"/>
+                <w:lang w:val="es-ES_tradnl"/>
               </w:rPr>
               <w:t>Código</w:t>
             </w:r>
@@ -1634,12 +3076,16 @@
             <w:pPr>
               <w:spacing w:before="40" w:after="40" w:line="240" w:lineRule="auto"/>
               <w:jc w:val="center"/>
+              <w:rPr>
+                <w:lang w:val="es-ES_tradnl"/>
+              </w:rPr>
             </w:pPr>
             <w:r>
               <w:rPr>
                 <w:b/>
                 <w:color w:val="FFFFFF"/>
                 <w:sz w:val="16"/>
+                <w:lang w:val="es-ES_tradnl"/>
               </w:rPr>
               <w:t>Documento</w:t>
             </w:r>
@@ -1654,12 +3100,16 @@
             <w:pPr>
               <w:spacing w:before="40" w:after="40" w:line="240" w:lineRule="auto"/>
               <w:jc w:val="center"/>
+              <w:rPr>
+                <w:lang w:val="es-ES_tradnl"/>
+              </w:rPr>
             </w:pPr>
             <w:r>
               <w:rPr>
                 <w:b/>
                 <w:color w:val="FFFFFF"/>
                 <w:sz w:val="16"/>
+                <w:lang w:val="es-ES_tradnl"/>
               </w:rPr>
               <w:t>Archivo</w:t>
             </w:r>
@@ -1674,12 +3124,16 @@
             <w:pPr>
               <w:spacing w:before="40" w:after="40" w:line="240" w:lineRule="auto"/>
               <w:jc w:val="center"/>
+              <w:rPr>
+                <w:lang w:val="es-ES_tradnl"/>
+              </w:rPr>
             </w:pPr>
             <w:r>
               <w:rPr>
                 <w:b/>
                 <w:color w:val="FFFFFF"/>
                 <w:sz w:val="16"/>
+                <w:lang w:val="es-ES_tradnl"/>
               </w:rPr>
               <w:t>Versión</w:t>
             </w:r>
@@ -1694,12 +3148,16 @@
             <w:pPr>
               <w:spacing w:before="40" w:after="40" w:line="240" w:lineRule="auto"/>
               <w:jc w:val="center"/>
+              <w:rPr>
+                <w:lang w:val="es-ES_tradnl"/>
+              </w:rPr>
             </w:pPr>
             <w:r>
               <w:rPr>
                 <w:b/>
                 <w:color w:val="FFFFFF"/>
                 <w:sz w:val="16"/>
+                <w:lang w:val="es-ES_tradnl"/>
               </w:rPr>
               <w:t>Contenido</w:t>
             </w:r>
@@ -1720,10 +3178,14 @@
             <w:pPr>
               <w:spacing w:before="40" w:after="40" w:line="240" w:lineRule="auto"/>
               <w:jc w:val="left"/>
+              <w:rPr>
+                <w:lang w:val="es-ES_tradnl"/>
+              </w:rPr>
             </w:pPr>
             <w:r>
               <w:rPr>
                 <w:sz w:val="16"/>
+                <w:lang w:val="es-ES_tradnl"/>
               </w:rPr>
               <w:t>AC-DOC-08</w:t>
             </w:r>
@@ -1738,10 +3200,14 @@
             <w:pPr>
               <w:spacing w:before="40" w:after="40" w:line="240" w:lineRule="auto"/>
               <w:jc w:val="left"/>
+              <w:rPr>
+                <w:lang w:val="es-ES_tradnl"/>
+              </w:rPr>
             </w:pPr>
             <w:r>
               <w:rPr>
                 <w:sz w:val="16"/>
+                <w:lang w:val="es-ES_tradnl"/>
               </w:rPr>
               <w:t>Especificación de Requisitos del Software (SRS)</w:t>
             </w:r>
@@ -1756,10 +3222,14 @@
             <w:pPr>
               <w:spacing w:before="40" w:after="40" w:line="240" w:lineRule="auto"/>
               <w:jc w:val="left"/>
+              <w:rPr>
+                <w:lang w:val="es-ES_tradnl"/>
+              </w:rPr>
             </w:pPr>
             <w:r>
               <w:rPr>
                 <w:sz w:val="16"/>
+                <w:lang w:val="es-ES_tradnl"/>
               </w:rPr>
               <w:t>08_SRS_Especificacion_Requisitos.docx</w:t>
             </w:r>
@@ -1774,10 +3244,14 @@
             <w:pPr>
               <w:spacing w:before="40" w:after="40" w:line="240" w:lineRule="auto"/>
               <w:jc w:val="left"/>
+              <w:rPr>
+                <w:lang w:val="es-ES_tradnl"/>
+              </w:rPr>
             </w:pPr>
             <w:r>
               <w:rPr>
                 <w:sz w:val="16"/>
+                <w:lang w:val="es-ES_tradnl"/>
               </w:rPr>
               <w:t>1.0</w:t>
             </w:r>
@@ -1792,10 +3266,14 @@
             <w:pPr>
               <w:spacing w:before="40" w:after="40" w:line="240" w:lineRule="auto"/>
               <w:jc w:val="left"/>
+              <w:rPr>
+                <w:lang w:val="es-ES_tradnl"/>
+              </w:rPr>
             </w:pPr>
             <w:r>
               <w:rPr>
                 <w:sz w:val="16"/>
+                <w:lang w:val="es-ES_tradnl"/>
               </w:rPr>
               <w:t>Requisitos verificables, contratos de interfaz, trazabilidad y casos de aceptación</w:t>
             </w:r>
@@ -1816,10 +3294,14 @@
             <w:pPr>
               <w:spacing w:before="40" w:after="40" w:line="240" w:lineRule="auto"/>
               <w:jc w:val="left"/>
+              <w:rPr>
+                <w:lang w:val="es-ES_tradnl"/>
+              </w:rPr>
             </w:pPr>
             <w:r>
               <w:rPr>
                 <w:sz w:val="16"/>
+                <w:lang w:val="es-ES_tradnl"/>
               </w:rPr>
               <w:t>AC-DOC-09</w:t>
             </w:r>
@@ -1834,10 +3316,14 @@
             <w:pPr>
               <w:spacing w:before="40" w:after="40" w:line="240" w:lineRule="auto"/>
               <w:jc w:val="left"/>
+              <w:rPr>
+                <w:lang w:val="es-ES_tradnl"/>
+              </w:rPr>
             </w:pPr>
             <w:r>
               <w:rPr>
                 <w:sz w:val="16"/>
+                <w:lang w:val="es-ES_tradnl"/>
               </w:rPr>
               <w:t>Modelado de Datos y Diccionario de Datos</w:t>
             </w:r>
@@ -1852,10 +3338,14 @@
             <w:pPr>
               <w:spacing w:before="40" w:after="40" w:line="240" w:lineRule="auto"/>
               <w:jc w:val="left"/>
+              <w:rPr>
+                <w:lang w:val="es-ES_tradnl"/>
+              </w:rPr>
             </w:pPr>
             <w:r>
               <w:rPr>
                 <w:sz w:val="16"/>
+                <w:lang w:val="es-ES_tradnl"/>
               </w:rPr>
               <w:t>09_Modelado_Datos_Diccionario.docx</w:t>
             </w:r>
@@ -1870,10 +3360,14 @@
             <w:pPr>
               <w:spacing w:before="40" w:after="40" w:line="240" w:lineRule="auto"/>
               <w:jc w:val="left"/>
+              <w:rPr>
+                <w:lang w:val="es-ES_tradnl"/>
+              </w:rPr>
             </w:pPr>
             <w:r>
               <w:rPr>
                 <w:sz w:val="16"/>
+                <w:lang w:val="es-ES_tradnl"/>
               </w:rPr>
               <w:t>1.0</w:t>
             </w:r>
@@ -1888,10 +3382,14 @@
             <w:pPr>
               <w:spacing w:before="40" w:after="40" w:line="240" w:lineRule="auto"/>
               <w:jc w:val="left"/>
+              <w:rPr>
+                <w:lang w:val="es-ES_tradnl"/>
+              </w:rPr>
             </w:pPr>
             <w:r>
               <w:rPr>
                 <w:sz w:val="16"/>
+                <w:lang w:val="es-ES_tradnl"/>
               </w:rPr>
               <w:t>Modelo entidad-relación, diccionario de datos, reglas y retención</w:t>
             </w:r>
@@ -1912,10 +3410,14 @@
             <w:pPr>
               <w:spacing w:before="40" w:after="40" w:line="240" w:lineRule="auto"/>
               <w:jc w:val="left"/>
+              <w:rPr>
+                <w:lang w:val="es-ES_tradnl"/>
+              </w:rPr>
             </w:pPr>
             <w:r>
               <w:rPr>
                 <w:sz w:val="16"/>
+                <w:lang w:val="es-ES_tradnl"/>
               </w:rPr>
               <w:t>AC-DOC-10</w:t>
             </w:r>
@@ -1930,10 +3432,14 @@
             <w:pPr>
               <w:spacing w:before="40" w:after="40" w:line="240" w:lineRule="auto"/>
               <w:jc w:val="left"/>
+              <w:rPr>
+                <w:lang w:val="es-ES_tradnl"/>
+              </w:rPr>
             </w:pPr>
             <w:r>
               <w:rPr>
                 <w:sz w:val="16"/>
+                <w:lang w:val="es-ES_tradnl"/>
               </w:rPr>
               <w:t>Diagramas y Especificación de Casos de Uso</w:t>
             </w:r>
@@ -1948,10 +3454,14 @@
             <w:pPr>
               <w:spacing w:before="40" w:after="40" w:line="240" w:lineRule="auto"/>
               <w:jc w:val="left"/>
+              <w:rPr>
+                <w:lang w:val="es-ES_tradnl"/>
+              </w:rPr>
             </w:pPr>
             <w:r>
               <w:rPr>
                 <w:sz w:val="16"/>
+                <w:lang w:val="es-ES_tradnl"/>
               </w:rPr>
               <w:t>10_Casos_de_Uso.docx</w:t>
             </w:r>
@@ -1966,10 +3476,14 @@
             <w:pPr>
               <w:spacing w:before="40" w:after="40" w:line="240" w:lineRule="auto"/>
               <w:jc w:val="left"/>
+              <w:rPr>
+                <w:lang w:val="es-ES_tradnl"/>
+              </w:rPr>
             </w:pPr>
             <w:r>
               <w:rPr>
                 <w:sz w:val="16"/>
+                <w:lang w:val="es-ES_tradnl"/>
               </w:rPr>
               <w:t>1.0</w:t>
             </w:r>
@@ -1984,10 +3498,14 @@
             <w:pPr>
               <w:spacing w:before="40" w:after="40" w:line="240" w:lineRule="auto"/>
               <w:jc w:val="left"/>
+              <w:rPr>
+                <w:lang w:val="es-ES_tradnl"/>
+              </w:rPr>
             </w:pPr>
             <w:r>
               <w:rPr>
                 <w:sz w:val="16"/>
+                <w:lang w:val="es-ES_tradnl"/>
               </w:rPr>
               <w:t>Diagrama y especificación de 18 casos de uso</w:t>
             </w:r>
@@ -2008,10 +3526,14 @@
             <w:pPr>
               <w:spacing w:before="40" w:after="40" w:line="240" w:lineRule="auto"/>
               <w:jc w:val="left"/>
+              <w:rPr>
+                <w:lang w:val="es-ES_tradnl"/>
+              </w:rPr>
             </w:pPr>
             <w:r>
               <w:rPr>
                 <w:sz w:val="16"/>
+                <w:lang w:val="es-ES_tradnl"/>
               </w:rPr>
               <w:t>AC-DOC-11</w:t>
             </w:r>
@@ -2026,10 +3548,14 @@
             <w:pPr>
               <w:spacing w:before="40" w:after="40" w:line="240" w:lineRule="auto"/>
               <w:jc w:val="left"/>
+              <w:rPr>
+                <w:lang w:val="es-ES_tradnl"/>
+              </w:rPr>
             </w:pPr>
             <w:r>
               <w:rPr>
                 <w:sz w:val="16"/>
+                <w:lang w:val="es-ES_tradnl"/>
               </w:rPr>
               <w:t>Diseño Arquitectónico del Sistema</w:t>
             </w:r>
@@ -2044,10 +3570,14 @@
             <w:pPr>
               <w:spacing w:before="40" w:after="40" w:line="240" w:lineRule="auto"/>
               <w:jc w:val="left"/>
+              <w:rPr>
+                <w:lang w:val="es-ES_tradnl"/>
+              </w:rPr>
             </w:pPr>
             <w:r>
               <w:rPr>
                 <w:sz w:val="16"/>
+                <w:lang w:val="es-ES_tradnl"/>
               </w:rPr>
               <w:t>11_Diseno_Arquitectonico.docx</w:t>
             </w:r>
@@ -2062,10 +3592,14 @@
             <w:pPr>
               <w:spacing w:before="40" w:after="40" w:line="240" w:lineRule="auto"/>
               <w:jc w:val="left"/>
+              <w:rPr>
+                <w:lang w:val="es-ES_tradnl"/>
+              </w:rPr>
             </w:pPr>
             <w:r>
               <w:rPr>
                 <w:sz w:val="16"/>
+                <w:lang w:val="es-ES_tradnl"/>
               </w:rPr>
               <w:t>1.0</w:t>
             </w:r>
@@ -2080,10 +3614,14 @@
             <w:pPr>
               <w:spacing w:before="40" w:after="40" w:line="240" w:lineRule="auto"/>
               <w:jc w:val="left"/>
+              <w:rPr>
+                <w:lang w:val="es-ES_tradnl"/>
+              </w:rPr>
             </w:pPr>
             <w:r>
               <w:rPr>
                 <w:sz w:val="16"/>
+                <w:lang w:val="es-ES_tradnl"/>
               </w:rPr>
               <w:t>Contexto, contenedores, capas, despliegue, seguridad y decisiones</w:t>
             </w:r>
@@ -2104,10 +3642,14 @@
             <w:pPr>
               <w:spacing w:before="40" w:after="40" w:line="240" w:lineRule="auto"/>
               <w:jc w:val="left"/>
+              <w:rPr>
+                <w:lang w:val="es-ES_tradnl"/>
+              </w:rPr>
             </w:pPr>
             <w:r>
               <w:rPr>
                 <w:sz w:val="16"/>
+                <w:lang w:val="es-ES_tradnl"/>
               </w:rPr>
               <w:t>AC-DOC-12</w:t>
             </w:r>
@@ -2122,12 +3664,32 @@
             <w:pPr>
               <w:spacing w:before="40" w:after="40" w:line="240" w:lineRule="auto"/>
               <w:jc w:val="left"/>
+              <w:rPr>
+                <w:lang w:val="es-ES_tradnl"/>
+              </w:rPr>
             </w:pPr>
             <w:r>
               <w:rPr>
                 <w:sz w:val="16"/>
-              </w:rPr>
-              <w:t>Diseño de Interfaces (Wireframes)</w:t>
+                <w:lang w:val="es-ES_tradnl"/>
+              </w:rPr>
+              <w:t>Diseño de Interfaces (</w:t>
+            </w:r>
+            <w:proofErr w:type="spellStart"/>
+            <w:r>
+              <w:rPr>
+                <w:sz w:val="16"/>
+                <w:lang w:val="es-ES_tradnl"/>
+              </w:rPr>
+              <w:t>Wireframes</w:t>
+            </w:r>
+            <w:proofErr w:type="spellEnd"/>
+            <w:r>
+              <w:rPr>
+                <w:sz w:val="16"/>
+                <w:lang w:val="es-ES_tradnl"/>
+              </w:rPr>
+              <w:t>)</w:t>
             </w:r>
           </w:p>
         </w:tc>
@@ -2140,10 +3702,14 @@
             <w:pPr>
               <w:spacing w:before="40" w:after="40" w:line="240" w:lineRule="auto"/>
               <w:jc w:val="left"/>
+              <w:rPr>
+                <w:lang w:val="es-ES_tradnl"/>
+              </w:rPr>
             </w:pPr>
             <w:r>
               <w:rPr>
                 <w:sz w:val="16"/>
+                <w:lang w:val="es-ES_tradnl"/>
               </w:rPr>
               <w:t>12_Diseno_Interfaces.docx</w:t>
             </w:r>
@@ -2158,10 +3724,14 @@
             <w:pPr>
               <w:spacing w:before="40" w:after="40" w:line="240" w:lineRule="auto"/>
               <w:jc w:val="left"/>
+              <w:rPr>
+                <w:lang w:val="es-ES_tradnl"/>
+              </w:rPr>
             </w:pPr>
             <w:r>
               <w:rPr>
                 <w:sz w:val="16"/>
+                <w:lang w:val="es-ES_tradnl"/>
               </w:rPr>
               <w:t>1.0</w:t>
             </w:r>
@@ -2176,12 +3746,32 @@
             <w:pPr>
               <w:spacing w:before="40" w:after="40" w:line="240" w:lineRule="auto"/>
               <w:jc w:val="left"/>
+              <w:rPr>
+                <w:lang w:val="es-ES_tradnl"/>
+              </w:rPr>
             </w:pPr>
             <w:r>
               <w:rPr>
                 <w:sz w:val="16"/>
-              </w:rPr>
-              <w:t>Principios de accesibilidad, sistema visual y wireframes de 14 pantallas</w:t>
+                <w:lang w:val="es-ES_tradnl"/>
+              </w:rPr>
+              <w:t xml:space="preserve">Principios de accesibilidad, sistema visual y </w:t>
+            </w:r>
+            <w:proofErr w:type="spellStart"/>
+            <w:r>
+              <w:rPr>
+                <w:sz w:val="16"/>
+                <w:lang w:val="es-ES_tradnl"/>
+              </w:rPr>
+              <w:t>wireframes</w:t>
+            </w:r>
+            <w:proofErr w:type="spellEnd"/>
+            <w:r>
+              <w:rPr>
+                <w:sz w:val="16"/>
+                <w:lang w:val="es-ES_tradnl"/>
+              </w:rPr>
+              <w:t xml:space="preserve"> de 14 pantallas</w:t>
             </w:r>
           </w:p>
         </w:tc>
@@ -2200,10 +3790,14 @@
             <w:pPr>
               <w:spacing w:before="40" w:after="40" w:line="240" w:lineRule="auto"/>
               <w:jc w:val="left"/>
+              <w:rPr>
+                <w:lang w:val="es-ES_tradnl"/>
+              </w:rPr>
             </w:pPr>
             <w:r>
               <w:rPr>
                 <w:sz w:val="16"/>
+                <w:lang w:val="es-ES_tradnl"/>
               </w:rPr>
               <w:t>AC-DOC-13</w:t>
             </w:r>
@@ -2218,10 +3812,14 @@
             <w:pPr>
               <w:spacing w:before="40" w:after="40" w:line="240" w:lineRule="auto"/>
               <w:jc w:val="left"/>
+              <w:rPr>
+                <w:lang w:val="es-ES_tradnl"/>
+              </w:rPr>
             </w:pPr>
             <w:r>
               <w:rPr>
                 <w:sz w:val="16"/>
+                <w:lang w:val="es-ES_tradnl"/>
               </w:rPr>
               <w:t>Diagramas UML (clases, secuencia y componentes)</w:t>
             </w:r>
@@ -2236,10 +3834,14 @@
             <w:pPr>
               <w:spacing w:before="40" w:after="40" w:line="240" w:lineRule="auto"/>
               <w:jc w:val="left"/>
+              <w:rPr>
+                <w:lang w:val="es-ES_tradnl"/>
+              </w:rPr>
             </w:pPr>
             <w:r>
               <w:rPr>
                 <w:sz w:val="16"/>
+                <w:lang w:val="es-ES_tradnl"/>
               </w:rPr>
               <w:t>13_Diagramas_UML.docx</w:t>
             </w:r>
@@ -2254,10 +3856,14 @@
             <w:pPr>
               <w:spacing w:before="40" w:after="40" w:line="240" w:lineRule="auto"/>
               <w:jc w:val="left"/>
+              <w:rPr>
+                <w:lang w:val="es-ES_tradnl"/>
+              </w:rPr>
             </w:pPr>
             <w:r>
               <w:rPr>
                 <w:sz w:val="16"/>
+                <w:lang w:val="es-ES_tradnl"/>
               </w:rPr>
               <w:t>1.0</w:t>
             </w:r>
@@ -2272,10 +3878,14 @@
             <w:pPr>
               <w:spacing w:before="40" w:after="40" w:line="240" w:lineRule="auto"/>
               <w:jc w:val="left"/>
+              <w:rPr>
+                <w:lang w:val="es-ES_tradnl"/>
+              </w:rPr>
             </w:pPr>
             <w:r>
               <w:rPr>
                 <w:sz w:val="16"/>
+                <w:lang w:val="es-ES_tradnl"/>
               </w:rPr>
               <w:t>Clases, secuencias y componentes</w:t>
             </w:r>
@@ -2286,22 +3896,39 @@
     <w:p>
       <w:pPr>
         <w:spacing w:after="80"/>
+        <w:rPr>
+          <w:lang w:val="es-ES_tradnl"/>
+        </w:rPr>
       </w:pPr>
     </w:p>
     <w:p>
       <w:pPr>
         <w:pStyle w:val="Ttulo2"/>
+        <w:rPr>
+          <w:lang w:val="es-ES_tradnl"/>
+        </w:rPr>
       </w:pPr>
+      <w:bookmarkStart w:id="5" w:name="_Toc243728702"/>
       <w:r>
+        <w:rPr>
+          <w:lang w:val="es-ES_tradnl"/>
+        </w:rPr>
         <w:t>Construcción y control</w:t>
       </w:r>
+      <w:bookmarkEnd w:id="5"/>
     </w:p>
     <w:p>
       <w:pPr>
         <w:pStyle w:val="Descripcin"/>
         <w:keepNext/>
+        <w:rPr>
+          <w:lang w:val="es-ES_tradnl"/>
+        </w:rPr>
       </w:pPr>
       <w:r>
+        <w:rPr>
+          <w:lang w:val="es-ES_tradnl"/>
+        </w:rPr>
         <w:t>Tabla 4 – Construcción y control</w:t>
       </w:r>
     </w:p>
@@ -2343,12 +3970,16 @@
             <w:pPr>
               <w:spacing w:before="40" w:after="40" w:line="240" w:lineRule="auto"/>
               <w:jc w:val="center"/>
+              <w:rPr>
+                <w:lang w:val="es-ES_tradnl"/>
+              </w:rPr>
             </w:pPr>
             <w:r>
               <w:rPr>
                 <w:b/>
                 <w:color w:val="FFFFFF"/>
                 <w:sz w:val="16"/>
+                <w:lang w:val="es-ES_tradnl"/>
               </w:rPr>
               <w:t>Código</w:t>
             </w:r>
@@ -2363,12 +3994,16 @@
             <w:pPr>
               <w:spacing w:before="40" w:after="40" w:line="240" w:lineRule="auto"/>
               <w:jc w:val="center"/>
+              <w:rPr>
+                <w:lang w:val="es-ES_tradnl"/>
+              </w:rPr>
             </w:pPr>
             <w:r>
               <w:rPr>
                 <w:b/>
                 <w:color w:val="FFFFFF"/>
                 <w:sz w:val="16"/>
+                <w:lang w:val="es-ES_tradnl"/>
               </w:rPr>
               <w:t>Documento</w:t>
             </w:r>
@@ -2383,12 +4018,16 @@
             <w:pPr>
               <w:spacing w:before="40" w:after="40" w:line="240" w:lineRule="auto"/>
               <w:jc w:val="center"/>
+              <w:rPr>
+                <w:lang w:val="es-ES_tradnl"/>
+              </w:rPr>
             </w:pPr>
             <w:r>
               <w:rPr>
                 <w:b/>
                 <w:color w:val="FFFFFF"/>
                 <w:sz w:val="16"/>
+                <w:lang w:val="es-ES_tradnl"/>
               </w:rPr>
               <w:t>Archivo</w:t>
             </w:r>
@@ -2403,12 +4042,16 @@
             <w:pPr>
               <w:spacing w:before="40" w:after="40" w:line="240" w:lineRule="auto"/>
               <w:jc w:val="center"/>
+              <w:rPr>
+                <w:lang w:val="es-ES_tradnl"/>
+              </w:rPr>
             </w:pPr>
             <w:r>
               <w:rPr>
                 <w:b/>
                 <w:color w:val="FFFFFF"/>
                 <w:sz w:val="16"/>
+                <w:lang w:val="es-ES_tradnl"/>
               </w:rPr>
               <w:t>Versión</w:t>
             </w:r>
@@ -2423,12 +4066,16 @@
             <w:pPr>
               <w:spacing w:before="40" w:after="40" w:line="240" w:lineRule="auto"/>
               <w:jc w:val="center"/>
+              <w:rPr>
+                <w:lang w:val="es-ES_tradnl"/>
+              </w:rPr>
             </w:pPr>
             <w:r>
               <w:rPr>
                 <w:b/>
                 <w:color w:val="FFFFFF"/>
                 <w:sz w:val="16"/>
+                <w:lang w:val="es-ES_tradnl"/>
               </w:rPr>
               <w:t>Contenido</w:t>
             </w:r>
@@ -2449,10 +4096,14 @@
             <w:pPr>
               <w:spacing w:before="40" w:after="40" w:line="240" w:lineRule="auto"/>
               <w:jc w:val="left"/>
+              <w:rPr>
+                <w:lang w:val="es-ES_tradnl"/>
+              </w:rPr>
             </w:pPr>
             <w:r>
               <w:rPr>
                 <w:sz w:val="16"/>
+                <w:lang w:val="es-ES_tradnl"/>
               </w:rPr>
               <w:t>AC-DOC-14</w:t>
             </w:r>
@@ -2467,10 +4118,14 @@
             <w:pPr>
               <w:spacing w:before="40" w:after="40" w:line="240" w:lineRule="auto"/>
               <w:jc w:val="left"/>
+              <w:rPr>
+                <w:lang w:val="es-ES_tradnl"/>
+              </w:rPr>
             </w:pPr>
             <w:r>
               <w:rPr>
                 <w:sz w:val="16"/>
+                <w:lang w:val="es-ES_tradnl"/>
               </w:rPr>
               <w:t>Registro de Versiones y Control de Cambios</w:t>
             </w:r>
@@ -2485,10 +4140,14 @@
             <w:pPr>
               <w:spacing w:before="40" w:after="40" w:line="240" w:lineRule="auto"/>
               <w:jc w:val="left"/>
+              <w:rPr>
+                <w:lang w:val="es-ES_tradnl"/>
+              </w:rPr>
             </w:pPr>
             <w:r>
               <w:rPr>
                 <w:sz w:val="16"/>
+                <w:lang w:val="es-ES_tradnl"/>
               </w:rPr>
               <w:t>14_Registro_Versiones_Control_Cambios.docx</w:t>
             </w:r>
@@ -2503,10 +4162,14 @@
             <w:pPr>
               <w:spacing w:before="40" w:after="40" w:line="240" w:lineRule="auto"/>
               <w:jc w:val="left"/>
+              <w:rPr>
+                <w:lang w:val="es-ES_tradnl"/>
+              </w:rPr>
             </w:pPr>
             <w:r>
               <w:rPr>
                 <w:sz w:val="16"/>
+                <w:lang w:val="es-ES_tradnl"/>
               </w:rPr>
               <w:t>1.0</w:t>
             </w:r>
@@ -2521,10 +4184,14 @@
             <w:pPr>
               <w:spacing w:before="40" w:after="40" w:line="240" w:lineRule="auto"/>
               <w:jc w:val="left"/>
+              <w:rPr>
+                <w:lang w:val="es-ES_tradnl"/>
+              </w:rPr>
             </w:pPr>
             <w:r>
               <w:rPr>
                 <w:sz w:val="16"/>
+                <w:lang w:val="es-ES_tradnl"/>
               </w:rPr>
               <w:t>Políticas de versionado, líneas base y registro de cambios</w:t>
             </w:r>
@@ -2545,10 +4212,14 @@
             <w:pPr>
               <w:spacing w:before="40" w:after="40" w:line="240" w:lineRule="auto"/>
               <w:jc w:val="left"/>
+              <w:rPr>
+                <w:lang w:val="es-ES_tradnl"/>
+              </w:rPr>
             </w:pPr>
             <w:r>
               <w:rPr>
                 <w:sz w:val="16"/>
+                <w:lang w:val="es-ES_tradnl"/>
               </w:rPr>
               <w:t>AC-DOC-15</w:t>
             </w:r>
@@ -2563,10 +4234,14 @@
             <w:pPr>
               <w:spacing w:before="40" w:after="40" w:line="240" w:lineRule="auto"/>
               <w:jc w:val="left"/>
+              <w:rPr>
+                <w:lang w:val="es-ES_tradnl"/>
+              </w:rPr>
             </w:pPr>
             <w:r>
               <w:rPr>
                 <w:sz w:val="16"/>
+                <w:lang w:val="es-ES_tradnl"/>
               </w:rPr>
               <w:t>Estándares de Codificación</w:t>
             </w:r>
@@ -2581,10 +4256,14 @@
             <w:pPr>
               <w:spacing w:before="40" w:after="40" w:line="240" w:lineRule="auto"/>
               <w:jc w:val="left"/>
+              <w:rPr>
+                <w:lang w:val="es-ES_tradnl"/>
+              </w:rPr>
             </w:pPr>
             <w:r>
               <w:rPr>
                 <w:sz w:val="16"/>
+                <w:lang w:val="es-ES_tradnl"/>
               </w:rPr>
               <w:t>15_Estandares_Codificacion.docx</w:t>
             </w:r>
@@ -2599,10 +4278,14 @@
             <w:pPr>
               <w:spacing w:before="40" w:after="40" w:line="240" w:lineRule="auto"/>
               <w:jc w:val="left"/>
+              <w:rPr>
+                <w:lang w:val="es-ES_tradnl"/>
+              </w:rPr>
             </w:pPr>
             <w:r>
               <w:rPr>
                 <w:sz w:val="16"/>
+                <w:lang w:val="es-ES_tradnl"/>
               </w:rPr>
               <w:t>1.0</w:t>
             </w:r>
@@ -2617,10 +4300,14 @@
             <w:pPr>
               <w:spacing w:before="40" w:after="40" w:line="240" w:lineRule="auto"/>
               <w:jc w:val="left"/>
+              <w:rPr>
+                <w:lang w:val="es-ES_tradnl"/>
+              </w:rPr>
             </w:pPr>
             <w:r>
               <w:rPr>
                 <w:sz w:val="16"/>
+                <w:lang w:val="es-ES_tradnl"/>
               </w:rPr>
               <w:t>Convenciones de Dart y Python, privacidad en el código, pruebas y revisión</w:t>
             </w:r>
@@ -2631,22 +4318,39 @@
     <w:p>
       <w:pPr>
         <w:spacing w:after="80"/>
+        <w:rPr>
+          <w:lang w:val="es-ES_tradnl"/>
+        </w:rPr>
       </w:pPr>
     </w:p>
     <w:p>
       <w:pPr>
         <w:pStyle w:val="Ttulo2"/>
+        <w:rPr>
+          <w:lang w:val="es-ES_tradnl"/>
+        </w:rPr>
       </w:pPr>
+      <w:bookmarkStart w:id="6" w:name="_Toc243728703"/>
       <w:r>
+        <w:rPr>
+          <w:lang w:val="es-ES_tradnl"/>
+        </w:rPr>
         <w:t>Despliegue y operación</w:t>
       </w:r>
+      <w:bookmarkEnd w:id="6"/>
     </w:p>
     <w:p>
       <w:pPr>
         <w:pStyle w:val="Descripcin"/>
         <w:keepNext/>
+        <w:rPr>
+          <w:lang w:val="es-ES_tradnl"/>
+        </w:rPr>
       </w:pPr>
       <w:r>
+        <w:rPr>
+          <w:lang w:val="es-ES_tradnl"/>
+        </w:rPr>
         <w:t>Tabla 5 – Despliegue y operación</w:t>
       </w:r>
     </w:p>
@@ -2688,12 +4392,16 @@
             <w:pPr>
               <w:spacing w:before="40" w:after="40" w:line="240" w:lineRule="auto"/>
               <w:jc w:val="center"/>
+              <w:rPr>
+                <w:lang w:val="es-ES_tradnl"/>
+              </w:rPr>
             </w:pPr>
             <w:r>
               <w:rPr>
                 <w:b/>
                 <w:color w:val="FFFFFF"/>
                 <w:sz w:val="16"/>
+                <w:lang w:val="es-ES_tradnl"/>
               </w:rPr>
               <w:t>Código</w:t>
             </w:r>
@@ -2708,12 +4416,16 @@
             <w:pPr>
               <w:spacing w:before="40" w:after="40" w:line="240" w:lineRule="auto"/>
               <w:jc w:val="center"/>
+              <w:rPr>
+                <w:lang w:val="es-ES_tradnl"/>
+              </w:rPr>
             </w:pPr>
             <w:r>
               <w:rPr>
                 <w:b/>
                 <w:color w:val="FFFFFF"/>
                 <w:sz w:val="16"/>
+                <w:lang w:val="es-ES_tradnl"/>
               </w:rPr>
               <w:t>Documento</w:t>
             </w:r>
@@ -2728,12 +4440,16 @@
             <w:pPr>
               <w:spacing w:before="40" w:after="40" w:line="240" w:lineRule="auto"/>
               <w:jc w:val="center"/>
+              <w:rPr>
+                <w:lang w:val="es-ES_tradnl"/>
+              </w:rPr>
             </w:pPr>
             <w:r>
               <w:rPr>
                 <w:b/>
                 <w:color w:val="FFFFFF"/>
                 <w:sz w:val="16"/>
+                <w:lang w:val="es-ES_tradnl"/>
               </w:rPr>
               <w:t>Archivo</w:t>
             </w:r>
@@ -2748,12 +4464,16 @@
             <w:pPr>
               <w:spacing w:before="40" w:after="40" w:line="240" w:lineRule="auto"/>
               <w:jc w:val="center"/>
+              <w:rPr>
+                <w:lang w:val="es-ES_tradnl"/>
+              </w:rPr>
             </w:pPr>
             <w:r>
               <w:rPr>
                 <w:b/>
                 <w:color w:val="FFFFFF"/>
                 <w:sz w:val="16"/>
+                <w:lang w:val="es-ES_tradnl"/>
               </w:rPr>
               <w:t>Versión</w:t>
             </w:r>
@@ -2768,12 +4488,16 @@
             <w:pPr>
               <w:spacing w:before="40" w:after="40" w:line="240" w:lineRule="auto"/>
               <w:jc w:val="center"/>
+              <w:rPr>
+                <w:lang w:val="es-ES_tradnl"/>
+              </w:rPr>
             </w:pPr>
             <w:r>
               <w:rPr>
                 <w:b/>
                 <w:color w:val="FFFFFF"/>
                 <w:sz w:val="16"/>
+                <w:lang w:val="es-ES_tradnl"/>
               </w:rPr>
               <w:t>Contenido</w:t>
             </w:r>
@@ -2794,10 +4518,14 @@
             <w:pPr>
               <w:spacing w:before="40" w:after="40" w:line="240" w:lineRule="auto"/>
               <w:jc w:val="left"/>
+              <w:rPr>
+                <w:lang w:val="es-ES_tradnl"/>
+              </w:rPr>
             </w:pPr>
             <w:r>
               <w:rPr>
                 <w:sz w:val="16"/>
+                <w:lang w:val="es-ES_tradnl"/>
               </w:rPr>
               <w:t>AC-DOC-16</w:t>
             </w:r>
@@ -2812,10 +4540,14 @@
             <w:pPr>
               <w:spacing w:before="40" w:after="40" w:line="240" w:lineRule="auto"/>
               <w:jc w:val="left"/>
+              <w:rPr>
+                <w:lang w:val="es-ES_tradnl"/>
+              </w:rPr>
             </w:pPr>
             <w:r>
               <w:rPr>
                 <w:sz w:val="16"/>
+                <w:lang w:val="es-ES_tradnl"/>
               </w:rPr>
               <w:t>Plan de Despliegue</w:t>
             </w:r>
@@ -2830,10 +4562,14 @@
             <w:pPr>
               <w:spacing w:before="40" w:after="40" w:line="240" w:lineRule="auto"/>
               <w:jc w:val="left"/>
+              <w:rPr>
+                <w:lang w:val="es-ES_tradnl"/>
+              </w:rPr>
             </w:pPr>
             <w:r>
               <w:rPr>
                 <w:sz w:val="16"/>
+                <w:lang w:val="es-ES_tradnl"/>
               </w:rPr>
               <w:t>16_Plan_Despliegue.docx</w:t>
             </w:r>
@@ -2848,10 +4584,14 @@
             <w:pPr>
               <w:spacing w:before="40" w:after="40" w:line="240" w:lineRule="auto"/>
               <w:jc w:val="left"/>
+              <w:rPr>
+                <w:lang w:val="es-ES_tradnl"/>
+              </w:rPr>
             </w:pPr>
             <w:r>
               <w:rPr>
                 <w:sz w:val="16"/>
+                <w:lang w:val="es-ES_tradnl"/>
               </w:rPr>
               <w:t>1.0</w:t>
             </w:r>
@@ -2866,12 +4606,64 @@
             <w:pPr>
               <w:spacing w:before="40" w:after="40" w:line="240" w:lineRule="auto"/>
               <w:jc w:val="left"/>
+              <w:rPr>
+                <w:lang w:val="es-ES_tradnl"/>
+              </w:rPr>
             </w:pPr>
             <w:r>
               <w:rPr>
                 <w:sz w:val="16"/>
-              </w:rPr>
-              <w:t>Entornos, publicación en Google Play, Go/No-Go, rollback y transferencia</w:t>
+                <w:lang w:val="es-ES_tradnl"/>
+              </w:rPr>
+              <w:t xml:space="preserve">Entornos, publicación en Google Play, </w:t>
+            </w:r>
+            <w:proofErr w:type="spellStart"/>
+            <w:r>
+              <w:rPr>
+                <w:sz w:val="16"/>
+                <w:lang w:val="es-ES_tradnl"/>
+              </w:rPr>
+              <w:t>Go</w:t>
+            </w:r>
+            <w:proofErr w:type="spellEnd"/>
+            <w:r>
+              <w:rPr>
+                <w:sz w:val="16"/>
+                <w:lang w:val="es-ES_tradnl"/>
+              </w:rPr>
+              <w:t>/No-</w:t>
+            </w:r>
+            <w:proofErr w:type="spellStart"/>
+            <w:r>
+              <w:rPr>
+                <w:sz w:val="16"/>
+                <w:lang w:val="es-ES_tradnl"/>
+              </w:rPr>
+              <w:t>Go</w:t>
+            </w:r>
+            <w:proofErr w:type="spellEnd"/>
+            <w:r>
+              <w:rPr>
+                <w:sz w:val="16"/>
+                <w:lang w:val="es-ES_tradnl"/>
+              </w:rPr>
+              <w:t xml:space="preserve">, </w:t>
+            </w:r>
+            <w:proofErr w:type="spellStart"/>
+            <w:r>
+              <w:rPr>
+                <w:sz w:val="16"/>
+                <w:lang w:val="es-ES_tradnl"/>
+              </w:rPr>
+              <w:t>rollback</w:t>
+            </w:r>
+            <w:proofErr w:type="spellEnd"/>
+            <w:r>
+              <w:rPr>
+                <w:sz w:val="16"/>
+                <w:lang w:val="es-ES_tradnl"/>
+              </w:rPr>
+              <w:t xml:space="preserve"> y transferencia</w:t>
             </w:r>
           </w:p>
         </w:tc>
@@ -2890,10 +4682,14 @@
             <w:pPr>
               <w:spacing w:before="40" w:after="40" w:line="240" w:lineRule="auto"/>
               <w:jc w:val="left"/>
+              <w:rPr>
+                <w:lang w:val="es-ES_tradnl"/>
+              </w:rPr>
             </w:pPr>
             <w:r>
               <w:rPr>
                 <w:sz w:val="16"/>
+                <w:lang w:val="es-ES_tradnl"/>
               </w:rPr>
               <w:t>AC-DOC-17</w:t>
             </w:r>
@@ -2908,10 +4704,14 @@
             <w:pPr>
               <w:spacing w:before="40" w:after="40" w:line="240" w:lineRule="auto"/>
               <w:jc w:val="left"/>
+              <w:rPr>
+                <w:lang w:val="es-ES_tradnl"/>
+              </w:rPr>
             </w:pPr>
             <w:r>
               <w:rPr>
                 <w:sz w:val="16"/>
+                <w:lang w:val="es-ES_tradnl"/>
               </w:rPr>
               <w:t>Manual de Instalación</w:t>
             </w:r>
@@ -2926,10 +4726,14 @@
             <w:pPr>
               <w:spacing w:before="40" w:after="40" w:line="240" w:lineRule="auto"/>
               <w:jc w:val="left"/>
+              <w:rPr>
+                <w:lang w:val="es-ES_tradnl"/>
+              </w:rPr>
             </w:pPr>
             <w:r>
               <w:rPr>
                 <w:sz w:val="16"/>
+                <w:lang w:val="es-ES_tradnl"/>
               </w:rPr>
               <w:t>17_Manual_Instalacion.docx</w:t>
             </w:r>
@@ -2944,10 +4748,14 @@
             <w:pPr>
               <w:spacing w:before="40" w:after="40" w:line="240" w:lineRule="auto"/>
               <w:jc w:val="left"/>
+              <w:rPr>
+                <w:lang w:val="es-ES_tradnl"/>
+              </w:rPr>
             </w:pPr>
             <w:r>
               <w:rPr>
                 <w:sz w:val="16"/>
+                <w:lang w:val="es-ES_tradnl"/>
               </w:rPr>
               <w:t>1.0</w:t>
             </w:r>
@@ -2962,10 +4770,14 @@
             <w:pPr>
               <w:spacing w:before="40" w:after="40" w:line="240" w:lineRule="auto"/>
               <w:jc w:val="left"/>
+              <w:rPr>
+                <w:lang w:val="es-ES_tradnl"/>
+              </w:rPr>
             </w:pPr>
             <w:r>
               <w:rPr>
                 <w:sz w:val="16"/>
+                <w:lang w:val="es-ES_tradnl"/>
               </w:rPr>
               <w:t>Instalación del entorno, backend, Firebase y aplicación</w:t>
             </w:r>
@@ -2986,10 +4798,14 @@
             <w:pPr>
               <w:spacing w:before="40" w:after="40" w:line="240" w:lineRule="auto"/>
               <w:jc w:val="left"/>
+              <w:rPr>
+                <w:lang w:val="es-ES_tradnl"/>
+              </w:rPr>
             </w:pPr>
             <w:r>
               <w:rPr>
                 <w:sz w:val="16"/>
+                <w:lang w:val="es-ES_tradnl"/>
               </w:rPr>
               <w:lastRenderedPageBreak/>
               <w:t>AC-DOC-18</w:t>
@@ -3005,10 +4821,14 @@
             <w:pPr>
               <w:spacing w:before="40" w:after="40" w:line="240" w:lineRule="auto"/>
               <w:jc w:val="left"/>
+              <w:rPr>
+                <w:lang w:val="es-ES_tradnl"/>
+              </w:rPr>
             </w:pPr>
             <w:r>
               <w:rPr>
                 <w:sz w:val="16"/>
+                <w:lang w:val="es-ES_tradnl"/>
               </w:rPr>
               <w:t>Manual de Usuario</w:t>
             </w:r>
@@ -3023,10 +4843,14 @@
             <w:pPr>
               <w:spacing w:before="40" w:after="40" w:line="240" w:lineRule="auto"/>
               <w:jc w:val="left"/>
+              <w:rPr>
+                <w:lang w:val="es-ES_tradnl"/>
+              </w:rPr>
             </w:pPr>
             <w:r>
               <w:rPr>
                 <w:sz w:val="16"/>
+                <w:lang w:val="es-ES_tradnl"/>
               </w:rPr>
               <w:t>18_Manual_Usuario.docx</w:t>
             </w:r>
@@ -3041,10 +4865,14 @@
             <w:pPr>
               <w:spacing w:before="40" w:after="40" w:line="240" w:lineRule="auto"/>
               <w:jc w:val="left"/>
+              <w:rPr>
+                <w:lang w:val="es-ES_tradnl"/>
+              </w:rPr>
             </w:pPr>
             <w:r>
               <w:rPr>
                 <w:sz w:val="16"/>
+                <w:lang w:val="es-ES_tradnl"/>
               </w:rPr>
               <w:t>1.0</w:t>
             </w:r>
@@ -3059,10 +4887,14 @@
             <w:pPr>
               <w:spacing w:before="40" w:after="40" w:line="240" w:lineRule="auto"/>
               <w:jc w:val="left"/>
+              <w:rPr>
+                <w:lang w:val="es-ES_tradnl"/>
+              </w:rPr>
             </w:pPr>
             <w:r>
               <w:rPr>
                 <w:sz w:val="16"/>
+                <w:lang w:val="es-ES_tradnl"/>
               </w:rPr>
               <w:t>Guía en lenguaje simple para adultos mayores y cuidadores</w:t>
             </w:r>
@@ -3083,10 +4915,14 @@
             <w:pPr>
               <w:spacing w:before="40" w:after="40" w:line="240" w:lineRule="auto"/>
               <w:jc w:val="left"/>
+              <w:rPr>
+                <w:lang w:val="es-ES_tradnl"/>
+              </w:rPr>
             </w:pPr>
             <w:r>
               <w:rPr>
                 <w:sz w:val="16"/>
+                <w:lang w:val="es-ES_tradnl"/>
               </w:rPr>
               <w:t>AC-DOC-19</w:t>
             </w:r>
@@ -3101,10 +4937,14 @@
             <w:pPr>
               <w:spacing w:before="40" w:after="40" w:line="240" w:lineRule="auto"/>
               <w:jc w:val="left"/>
+              <w:rPr>
+                <w:lang w:val="es-ES_tradnl"/>
+              </w:rPr>
             </w:pPr>
             <w:r>
               <w:rPr>
                 <w:sz w:val="16"/>
+                <w:lang w:val="es-ES_tradnl"/>
               </w:rPr>
               <w:t>Manual Técnico</w:t>
             </w:r>
@@ -3119,10 +4959,14 @@
             <w:pPr>
               <w:spacing w:before="40" w:after="40" w:line="240" w:lineRule="auto"/>
               <w:jc w:val="left"/>
+              <w:rPr>
+                <w:lang w:val="es-ES_tradnl"/>
+              </w:rPr>
             </w:pPr>
             <w:r>
               <w:rPr>
                 <w:sz w:val="16"/>
+                <w:lang w:val="es-ES_tradnl"/>
               </w:rPr>
               <w:t>19_Manual_Tecnico.docx</w:t>
             </w:r>
@@ -3137,10 +4981,14 @@
             <w:pPr>
               <w:spacing w:before="40" w:after="40" w:line="240" w:lineRule="auto"/>
               <w:jc w:val="left"/>
+              <w:rPr>
+                <w:lang w:val="es-ES_tradnl"/>
+              </w:rPr>
             </w:pPr>
             <w:r>
               <w:rPr>
                 <w:sz w:val="16"/>
+                <w:lang w:val="es-ES_tradnl"/>
               </w:rPr>
               <w:t>1.0</w:t>
             </w:r>
@@ -3155,10 +5003,14 @@
             <w:pPr>
               <w:spacing w:before="40" w:after="40" w:line="240" w:lineRule="auto"/>
               <w:jc w:val="left"/>
+              <w:rPr>
+                <w:lang w:val="es-ES_tradnl"/>
+              </w:rPr>
             </w:pPr>
             <w:r>
               <w:rPr>
                 <w:sz w:val="16"/>
+                <w:lang w:val="es-ES_tradnl"/>
               </w:rPr>
               <w:t>Operación, mantenimiento y extensión del sistema</w:t>
             </w:r>
@@ -3179,10 +5031,14 @@
             <w:pPr>
               <w:spacing w:before="40" w:after="40" w:line="240" w:lineRule="auto"/>
               <w:jc w:val="left"/>
+              <w:rPr>
+                <w:lang w:val="es-ES_tradnl"/>
+              </w:rPr>
             </w:pPr>
             <w:r>
               <w:rPr>
                 <w:sz w:val="16"/>
+                <w:lang w:val="es-ES_tradnl"/>
               </w:rPr>
               <w:t>AC-DOC-20</w:t>
             </w:r>
@@ -3197,10 +5053,14 @@
             <w:pPr>
               <w:spacing w:before="40" w:after="40" w:line="240" w:lineRule="auto"/>
               <w:jc w:val="left"/>
+              <w:rPr>
+                <w:lang w:val="es-ES_tradnl"/>
+              </w:rPr>
             </w:pPr>
             <w:r>
               <w:rPr>
                 <w:sz w:val="16"/>
+                <w:lang w:val="es-ES_tradnl"/>
               </w:rPr>
               <w:t>Bitácora de Incidencias</w:t>
             </w:r>
@@ -3215,10 +5075,14 @@
             <w:pPr>
               <w:spacing w:before="40" w:after="40" w:line="240" w:lineRule="auto"/>
               <w:jc w:val="left"/>
+              <w:rPr>
+                <w:lang w:val="es-ES_tradnl"/>
+              </w:rPr>
             </w:pPr>
             <w:r>
               <w:rPr>
                 <w:sz w:val="16"/>
+                <w:lang w:val="es-ES_tradnl"/>
               </w:rPr>
               <w:t>20_Bitacora_Incidencias.docx</w:t>
             </w:r>
@@ -3233,10 +5097,14 @@
             <w:pPr>
               <w:spacing w:before="40" w:after="40" w:line="240" w:lineRule="auto"/>
               <w:jc w:val="left"/>
+              <w:rPr>
+                <w:lang w:val="es-ES_tradnl"/>
+              </w:rPr>
             </w:pPr>
             <w:r>
               <w:rPr>
                 <w:sz w:val="16"/>
+                <w:lang w:val="es-ES_tradnl"/>
               </w:rPr>
               <w:t>1.0</w:t>
             </w:r>
@@ -3251,10 +5119,14 @@
             <w:pPr>
               <w:spacing w:before="40" w:after="40" w:line="240" w:lineRule="auto"/>
               <w:jc w:val="left"/>
+              <w:rPr>
+                <w:lang w:val="es-ES_tradnl"/>
+              </w:rPr>
             </w:pPr>
             <w:r>
               <w:rPr>
                 <w:sz w:val="16"/>
+                <w:lang w:val="es-ES_tradnl"/>
               </w:rPr>
               <w:t>Registro vivo de incidencias y lecciones aprendidas</w:t>
             </w:r>
@@ -3265,22 +5137,39 @@
     <w:p>
       <w:pPr>
         <w:spacing w:after="80"/>
+        <w:rPr>
+          <w:lang w:val="es-ES_tradnl"/>
+        </w:rPr>
       </w:pPr>
     </w:p>
     <w:p>
       <w:pPr>
         <w:pStyle w:val="Ttulo2"/>
+        <w:rPr>
+          <w:lang w:val="es-ES_tradnl"/>
+        </w:rPr>
       </w:pPr>
+      <w:bookmarkStart w:id="7" w:name="_Toc243728704"/>
       <w:r>
+        <w:rPr>
+          <w:lang w:val="es-ES_tradnl"/>
+        </w:rPr>
         <w:t>Pruebas y calidad</w:t>
       </w:r>
+      <w:bookmarkEnd w:id="7"/>
     </w:p>
     <w:p>
       <w:pPr>
         <w:pStyle w:val="Descripcin"/>
         <w:keepNext/>
+        <w:rPr>
+          <w:lang w:val="es-ES_tradnl"/>
+        </w:rPr>
       </w:pPr>
       <w:r>
+        <w:rPr>
+          <w:lang w:val="es-ES_tradnl"/>
+        </w:rPr>
         <w:t>Tabla 6 – Pruebas y calidad</w:t>
       </w:r>
     </w:p>
@@ -3322,12 +5211,16 @@
             <w:pPr>
               <w:spacing w:before="40" w:after="40" w:line="240" w:lineRule="auto"/>
               <w:jc w:val="center"/>
+              <w:rPr>
+                <w:lang w:val="es-ES_tradnl"/>
+              </w:rPr>
             </w:pPr>
             <w:r>
               <w:rPr>
                 <w:b/>
                 <w:color w:val="FFFFFF"/>
                 <w:sz w:val="16"/>
+                <w:lang w:val="es-ES_tradnl"/>
               </w:rPr>
               <w:t>Código</w:t>
             </w:r>
@@ -3342,12 +5235,16 @@
             <w:pPr>
               <w:spacing w:before="40" w:after="40" w:line="240" w:lineRule="auto"/>
               <w:jc w:val="center"/>
+              <w:rPr>
+                <w:lang w:val="es-ES_tradnl"/>
+              </w:rPr>
             </w:pPr>
             <w:r>
               <w:rPr>
                 <w:b/>
                 <w:color w:val="FFFFFF"/>
                 <w:sz w:val="16"/>
+                <w:lang w:val="es-ES_tradnl"/>
               </w:rPr>
               <w:t>Documento</w:t>
             </w:r>
@@ -3362,12 +5259,16 @@
             <w:pPr>
               <w:spacing w:before="40" w:after="40" w:line="240" w:lineRule="auto"/>
               <w:jc w:val="center"/>
+              <w:rPr>
+                <w:lang w:val="es-ES_tradnl"/>
+              </w:rPr>
             </w:pPr>
             <w:r>
               <w:rPr>
                 <w:b/>
                 <w:color w:val="FFFFFF"/>
                 <w:sz w:val="16"/>
+                <w:lang w:val="es-ES_tradnl"/>
               </w:rPr>
               <w:t>Archivo</w:t>
             </w:r>
@@ -3382,12 +5283,16 @@
             <w:pPr>
               <w:spacing w:before="40" w:after="40" w:line="240" w:lineRule="auto"/>
               <w:jc w:val="center"/>
+              <w:rPr>
+                <w:lang w:val="es-ES_tradnl"/>
+              </w:rPr>
             </w:pPr>
             <w:r>
               <w:rPr>
                 <w:b/>
                 <w:color w:val="FFFFFF"/>
                 <w:sz w:val="16"/>
+                <w:lang w:val="es-ES_tradnl"/>
               </w:rPr>
               <w:t>Versión</w:t>
             </w:r>
@@ -3402,12 +5307,16 @@
             <w:pPr>
               <w:spacing w:before="40" w:after="40" w:line="240" w:lineRule="auto"/>
               <w:jc w:val="center"/>
+              <w:rPr>
+                <w:lang w:val="es-ES_tradnl"/>
+              </w:rPr>
             </w:pPr>
             <w:r>
               <w:rPr>
                 <w:b/>
                 <w:color w:val="FFFFFF"/>
                 <w:sz w:val="16"/>
+                <w:lang w:val="es-ES_tradnl"/>
               </w:rPr>
               <w:t>Contenido</w:t>
             </w:r>
@@ -3428,10 +5337,14 @@
             <w:pPr>
               <w:spacing w:before="40" w:after="40" w:line="240" w:lineRule="auto"/>
               <w:jc w:val="left"/>
+              <w:rPr>
+                <w:lang w:val="es-ES_tradnl"/>
+              </w:rPr>
             </w:pPr>
             <w:r>
               <w:rPr>
                 <w:sz w:val="16"/>
+                <w:lang w:val="es-ES_tradnl"/>
               </w:rPr>
               <w:t>AC-DOC-21</w:t>
             </w:r>
@@ -3446,10 +5359,14 @@
             <w:pPr>
               <w:spacing w:before="40" w:after="40" w:line="240" w:lineRule="auto"/>
               <w:jc w:val="left"/>
+              <w:rPr>
+                <w:lang w:val="es-ES_tradnl"/>
+              </w:rPr>
             </w:pPr>
             <w:r>
               <w:rPr>
                 <w:sz w:val="16"/>
+                <w:lang w:val="es-ES_tradnl"/>
               </w:rPr>
               <w:t>Plan de Pruebas</w:t>
             </w:r>
@@ -3464,10 +5381,14 @@
             <w:pPr>
               <w:spacing w:before="40" w:after="40" w:line="240" w:lineRule="auto"/>
               <w:jc w:val="left"/>
+              <w:rPr>
+                <w:lang w:val="es-ES_tradnl"/>
+              </w:rPr>
             </w:pPr>
             <w:r>
               <w:rPr>
                 <w:sz w:val="16"/>
+                <w:lang w:val="es-ES_tradnl"/>
               </w:rPr>
               <w:t>21_Plan_Pruebas.docx</w:t>
             </w:r>
@@ -3482,10 +5403,14 @@
             <w:pPr>
               <w:spacing w:before="40" w:after="40" w:line="240" w:lineRule="auto"/>
               <w:jc w:val="left"/>
+              <w:rPr>
+                <w:lang w:val="es-ES_tradnl"/>
+              </w:rPr>
             </w:pPr>
             <w:r>
               <w:rPr>
                 <w:sz w:val="16"/>
+                <w:lang w:val="es-ES_tradnl"/>
               </w:rPr>
               <w:t>1.0</w:t>
             </w:r>
@@ -3500,10 +5425,14 @@
             <w:pPr>
               <w:spacing w:before="40" w:after="40" w:line="240" w:lineRule="auto"/>
               <w:jc w:val="left"/>
+              <w:rPr>
+                <w:lang w:val="es-ES_tradnl"/>
+              </w:rPr>
             </w:pPr>
             <w:r>
               <w:rPr>
                 <w:sz w:val="16"/>
+                <w:lang w:val="es-ES_tradnl"/>
               </w:rPr>
               <w:t>Estrategia, alcance, criterios, entorno, cronograma y gestión de defectos</w:t>
             </w:r>
@@ -3524,10 +5453,14 @@
             <w:pPr>
               <w:spacing w:before="40" w:after="40" w:line="240" w:lineRule="auto"/>
               <w:jc w:val="left"/>
+              <w:rPr>
+                <w:lang w:val="es-ES_tradnl"/>
+              </w:rPr>
             </w:pPr>
             <w:r>
               <w:rPr>
                 <w:sz w:val="16"/>
+                <w:lang w:val="es-ES_tradnl"/>
               </w:rPr>
               <w:t>AC-DOC-22</w:t>
             </w:r>
@@ -3542,10 +5475,14 @@
             <w:pPr>
               <w:spacing w:before="40" w:after="40" w:line="240" w:lineRule="auto"/>
               <w:jc w:val="left"/>
+              <w:rPr>
+                <w:lang w:val="es-ES_tradnl"/>
+              </w:rPr>
             </w:pPr>
             <w:r>
               <w:rPr>
                 <w:sz w:val="16"/>
+                <w:lang w:val="es-ES_tradnl"/>
               </w:rPr>
               <w:t>Casos de Prueba</w:t>
             </w:r>
@@ -3560,10 +5497,14 @@
             <w:pPr>
               <w:spacing w:before="40" w:after="40" w:line="240" w:lineRule="auto"/>
               <w:jc w:val="left"/>
+              <w:rPr>
+                <w:lang w:val="es-ES_tradnl"/>
+              </w:rPr>
             </w:pPr>
             <w:r>
               <w:rPr>
                 <w:sz w:val="16"/>
+                <w:lang w:val="es-ES_tradnl"/>
               </w:rPr>
               <w:t>22_Casos_de_Prueba.docx</w:t>
             </w:r>
@@ -3578,10 +5519,14 @@
             <w:pPr>
               <w:spacing w:before="40" w:after="40" w:line="240" w:lineRule="auto"/>
               <w:jc w:val="left"/>
+              <w:rPr>
+                <w:lang w:val="es-ES_tradnl"/>
+              </w:rPr>
             </w:pPr>
             <w:r>
               <w:rPr>
                 <w:sz w:val="16"/>
+                <w:lang w:val="es-ES_tradnl"/>
               </w:rPr>
               <w:t>1.0</w:t>
             </w:r>
@@ -3596,12 +5541,32 @@
             <w:pPr>
               <w:spacing w:before="40" w:after="40" w:line="240" w:lineRule="auto"/>
               <w:jc w:val="left"/>
+              <w:rPr>
+                <w:lang w:val="es-ES_tradnl"/>
+              </w:rPr>
             </w:pPr>
             <w:r>
               <w:rPr>
                 <w:sz w:val="16"/>
-              </w:rPr>
-              <w:t>Casos de prueba detallados, pruebas del scoring y matriz de cobertura</w:t>
+                <w:lang w:val="es-ES_tradnl"/>
+              </w:rPr>
+              <w:t xml:space="preserve">Casos de prueba detallados, pruebas del </w:t>
+            </w:r>
+            <w:proofErr w:type="spellStart"/>
+            <w:r>
+              <w:rPr>
+                <w:sz w:val="16"/>
+                <w:lang w:val="es-ES_tradnl"/>
+              </w:rPr>
+              <w:t>scoring</w:t>
+            </w:r>
+            <w:proofErr w:type="spellEnd"/>
+            <w:r>
+              <w:rPr>
+                <w:sz w:val="16"/>
+                <w:lang w:val="es-ES_tradnl"/>
+              </w:rPr>
+              <w:t xml:space="preserve"> y matriz de cobertura</w:t>
             </w:r>
           </w:p>
         </w:tc>
@@ -3620,10 +5585,14 @@
             <w:pPr>
               <w:spacing w:before="40" w:after="40" w:line="240" w:lineRule="auto"/>
               <w:jc w:val="left"/>
+              <w:rPr>
+                <w:lang w:val="es-ES_tradnl"/>
+              </w:rPr>
             </w:pPr>
             <w:r>
               <w:rPr>
                 <w:sz w:val="16"/>
+                <w:lang w:val="es-ES_tradnl"/>
               </w:rPr>
               <w:t>AC-DOC-23</w:t>
             </w:r>
@@ -3638,10 +5607,14 @@
             <w:pPr>
               <w:spacing w:before="40" w:after="40" w:line="240" w:lineRule="auto"/>
               <w:jc w:val="left"/>
+              <w:rPr>
+                <w:lang w:val="es-ES_tradnl"/>
+              </w:rPr>
             </w:pPr>
             <w:r>
               <w:rPr>
                 <w:sz w:val="16"/>
+                <w:lang w:val="es-ES_tradnl"/>
               </w:rPr>
               <w:t>Reporte de Pruebas y Errores (esqueleto)</w:t>
             </w:r>
@@ -3656,10 +5629,14 @@
             <w:pPr>
               <w:spacing w:before="40" w:after="40" w:line="240" w:lineRule="auto"/>
               <w:jc w:val="left"/>
+              <w:rPr>
+                <w:lang w:val="es-ES_tradnl"/>
+              </w:rPr>
             </w:pPr>
             <w:r>
               <w:rPr>
                 <w:sz w:val="16"/>
+                <w:lang w:val="es-ES_tradnl"/>
               </w:rPr>
               <w:t>23_Reporte_Pruebas_Errores_Esqueleto.docx</w:t>
             </w:r>
@@ -3674,10 +5651,14 @@
             <w:pPr>
               <w:spacing w:before="40" w:after="40" w:line="240" w:lineRule="auto"/>
               <w:jc w:val="left"/>
+              <w:rPr>
+                <w:lang w:val="es-ES_tradnl"/>
+              </w:rPr>
             </w:pPr>
             <w:r>
               <w:rPr>
                 <w:sz w:val="16"/>
+                <w:lang w:val="es-ES_tradnl"/>
               </w:rPr>
               <w:t>1.0</w:t>
             </w:r>
@@ -3692,10 +5673,14 @@
             <w:pPr>
               <w:spacing w:before="40" w:after="40" w:line="240" w:lineRule="auto"/>
               <w:jc w:val="left"/>
+              <w:rPr>
+                <w:lang w:val="es-ES_tradnl"/>
+              </w:rPr>
             </w:pPr>
             <w:r>
               <w:rPr>
                 <w:sz w:val="16"/>
+                <w:lang w:val="es-ES_tradnl"/>
               </w:rPr>
               <w:t>Plantilla del reporte de ejecución, resultados y defectos</w:t>
             </w:r>
@@ -3706,152 +5691,241 @@
     <w:p>
       <w:pPr>
         <w:spacing w:after="80"/>
+        <w:rPr>
+          <w:lang w:val="es-ES_tradnl"/>
+        </w:rPr>
       </w:pPr>
     </w:p>
     <w:p>
       <w:pPr>
         <w:pStyle w:val="Ttulo1"/>
+        <w:rPr>
+          <w:lang w:val="es-ES_tradnl"/>
+        </w:rPr>
       </w:pPr>
+      <w:bookmarkStart w:id="8" w:name="_Toc243728705"/>
       <w:r>
+        <w:rPr>
+          <w:lang w:val="es-ES_tradnl"/>
+        </w:rPr>
         <w:t>4. Cómo se relacionan los documentos</w:t>
       </w:r>
+      <w:bookmarkEnd w:id="8"/>
     </w:p>
     <w:p>
       <w:pPr>
         <w:pStyle w:val="Listaconvietas"/>
+        <w:rPr>
+          <w:lang w:val="es-ES_tradnl"/>
+        </w:rPr>
       </w:pPr>
       <w:r>
+        <w:rPr>
+          <w:lang w:val="es-ES_tradnl"/>
+        </w:rPr>
         <w:t xml:space="preserve">Los </w:t>
       </w:r>
       <w:r>
         <w:rPr>
           <w:b/>
+          <w:lang w:val="es-ES_tradnl"/>
         </w:rPr>
         <w:t>requerimientos del negocio</w:t>
       </w:r>
       <w:r>
+        <w:rPr>
+          <w:lang w:val="es-ES_tradnl"/>
+        </w:rPr>
         <w:t xml:space="preserve"> (RN) se traducen en </w:t>
       </w:r>
       <w:r>
         <w:rPr>
           <w:b/>
+          <w:lang w:val="es-ES_tradnl"/>
         </w:rPr>
         <w:t>requisitos del software</w:t>
       </w:r>
       <w:r>
+        <w:rPr>
+          <w:lang w:val="es-ES_tradnl"/>
+        </w:rPr>
         <w:t xml:space="preserve"> (RF/RNF) del SRS, que se trazan a los </w:t>
       </w:r>
       <w:r>
         <w:rPr>
           <w:b/>
+          <w:lang w:val="es-ES_tradnl"/>
         </w:rPr>
         <w:t>casos de uso</w:t>
       </w:r>
       <w:r>
+        <w:rPr>
+          <w:lang w:val="es-ES_tradnl"/>
+        </w:rPr>
         <w:t xml:space="preserve"> (UC) y a los flujos F1–F11.</w:t>
       </w:r>
     </w:p>
     <w:p>
       <w:pPr>
         <w:pStyle w:val="Listaconvietas"/>
+        <w:rPr>
+          <w:lang w:val="es-ES_tradnl"/>
+        </w:rPr>
       </w:pPr>
       <w:r>
+        <w:rPr>
+          <w:lang w:val="es-ES_tradnl"/>
+        </w:rPr>
         <w:t xml:space="preserve">El </w:t>
       </w:r>
       <w:r>
         <w:rPr>
           <w:b/>
+          <w:lang w:val="es-ES_tradnl"/>
         </w:rPr>
         <w:t>modelo de datos</w:t>
       </w:r>
       <w:r>
+        <w:rPr>
+          <w:lang w:val="es-ES_tradnl"/>
+        </w:rPr>
         <w:t xml:space="preserve">, la </w:t>
       </w:r>
       <w:r>
         <w:rPr>
           <w:b/>
+          <w:lang w:val="es-ES_tradnl"/>
         </w:rPr>
         <w:t>arquitectura</w:t>
       </w:r>
       <w:r>
+        <w:rPr>
+          <w:lang w:val="es-ES_tradnl"/>
+        </w:rPr>
         <w:t xml:space="preserve">, las </w:t>
       </w:r>
       <w:r>
         <w:rPr>
           <w:b/>
+          <w:lang w:val="es-ES_tradnl"/>
         </w:rPr>
         <w:t>interfaces</w:t>
       </w:r>
       <w:r>
+        <w:rPr>
+          <w:lang w:val="es-ES_tradnl"/>
+        </w:rPr>
         <w:t xml:space="preserve"> y los </w:t>
       </w:r>
       <w:r>
         <w:rPr>
           <w:b/>
+          <w:lang w:val="es-ES_tradnl"/>
         </w:rPr>
         <w:t>UML</w:t>
       </w:r>
       <w:r>
+        <w:rPr>
+          <w:lang w:val="es-ES_tradnl"/>
+        </w:rPr>
         <w:t xml:space="preserve"> implementan esos requisitos.</w:t>
       </w:r>
     </w:p>
     <w:p>
       <w:pPr>
         <w:pStyle w:val="Listaconvietas"/>
+        <w:rPr>
+          <w:lang w:val="es-ES_tradnl"/>
+        </w:rPr>
       </w:pPr>
       <w:r>
+        <w:rPr>
+          <w:lang w:val="es-ES_tradnl"/>
+        </w:rPr>
         <w:t xml:space="preserve">Los </w:t>
       </w:r>
       <w:r>
         <w:rPr>
           <w:b/>
+          <w:lang w:val="es-ES_tradnl"/>
         </w:rPr>
         <w:t>planes de gestión</w:t>
       </w:r>
       <w:r>
+        <w:rPr>
+          <w:lang w:val="es-ES_tradnl"/>
+        </w:rPr>
         <w:t xml:space="preserve"> (alcance, riesgos, comunicación y cambios) comparten una sola base de datos de horas, costos y riesgos.</w:t>
       </w:r>
     </w:p>
     <w:p>
       <w:pPr>
         <w:pStyle w:val="Listaconvietas"/>
+        <w:rPr>
+          <w:lang w:val="es-ES_tradnl"/>
+        </w:rPr>
       </w:pPr>
       <w:r>
+        <w:rPr>
+          <w:lang w:val="es-ES_tradnl"/>
+        </w:rPr>
         <w:t xml:space="preserve">Los </w:t>
       </w:r>
       <w:r>
         <w:rPr>
           <w:b/>
+          <w:lang w:val="es-ES_tradnl"/>
         </w:rPr>
         <w:t>manuales</w:t>
       </w:r>
       <w:r>
+        <w:rPr>
+          <w:lang w:val="es-ES_tradnl"/>
+        </w:rPr>
         <w:t xml:space="preserve"> y la </w:t>
       </w:r>
       <w:r>
         <w:rPr>
           <w:b/>
+          <w:lang w:val="es-ES_tradnl"/>
         </w:rPr>
         <w:t>bitácora</w:t>
       </w:r>
       <w:r>
+        <w:rPr>
+          <w:lang w:val="es-ES_tradnl"/>
+        </w:rPr>
         <w:t xml:space="preserve"> sostienen la operación después de la transferencia.</w:t>
       </w:r>
     </w:p>
     <w:p>
       <w:pPr>
         <w:pStyle w:val="Ttulo1"/>
+        <w:rPr>
+          <w:lang w:val="es-ES_tradnl"/>
+        </w:rPr>
       </w:pPr>
+      <w:bookmarkStart w:id="9" w:name="_Toc243728706"/>
       <w:r>
+        <w:rPr>
+          <w:lang w:val="es-ES_tradnl"/>
+        </w:rPr>
         <w:t>5. Supuestos y puntos de atención</w:t>
       </w:r>
+      <w:bookmarkEnd w:id="9"/>
     </w:p>
     <w:p>
       <w:pPr>
         <w:pStyle w:val="Descripcin"/>
         <w:keepNext/>
+        <w:rPr>
+          <w:lang w:val="es-ES_tradnl"/>
+        </w:rPr>
       </w:pPr>
       <w:r>
+        <w:rPr>
+          <w:lang w:val="es-ES_tradnl"/>
+        </w:rPr>
         <w:t>Tabla 7 – Supuestos y puntos de atención</w:t>
       </w:r>
     </w:p>
@@ -3890,12 +5964,16 @@
             <w:pPr>
               <w:spacing w:before="40" w:after="40" w:line="240" w:lineRule="auto"/>
               <w:jc w:val="center"/>
+              <w:rPr>
+                <w:lang w:val="es-ES_tradnl"/>
+              </w:rPr>
             </w:pPr>
             <w:r>
               <w:rPr>
                 <w:b/>
                 <w:color w:val="FFFFFF"/>
                 <w:sz w:val="16"/>
+                <w:lang w:val="es-ES_tradnl"/>
               </w:rPr>
               <w:t>Tema</w:t>
             </w:r>
@@ -3910,12 +5988,16 @@
             <w:pPr>
               <w:spacing w:before="40" w:after="40" w:line="240" w:lineRule="auto"/>
               <w:jc w:val="center"/>
+              <w:rPr>
+                <w:lang w:val="es-ES_tradnl"/>
+              </w:rPr>
             </w:pPr>
             <w:r>
               <w:rPr>
                 <w:b/>
                 <w:color w:val="FFFFFF"/>
                 <w:sz w:val="16"/>
+                <w:lang w:val="es-ES_tradnl"/>
               </w:rPr>
               <w:t>Detalle</w:t>
             </w:r>
@@ -3936,10 +6018,14 @@
             <w:pPr>
               <w:spacing w:before="40" w:after="40" w:line="240" w:lineRule="auto"/>
               <w:jc w:val="left"/>
+              <w:rPr>
+                <w:lang w:val="es-ES_tradnl"/>
+              </w:rPr>
             </w:pPr>
             <w:r>
               <w:rPr>
                 <w:sz w:val="16"/>
+                <w:lang w:val="es-ES_tradnl"/>
               </w:rPr>
               <w:t>Valorización</w:t>
             </w:r>
@@ -3954,10 +6040,14 @@
             <w:pPr>
               <w:spacing w:before="40" w:after="40" w:line="240" w:lineRule="auto"/>
               <w:jc w:val="left"/>
+              <w:rPr>
+                <w:lang w:val="es-ES_tradnl"/>
+              </w:rPr>
             </w:pPr>
             <w:r>
               <w:rPr>
                 <w:sz w:val="16"/>
+                <w:lang w:val="es-ES_tradnl"/>
               </w:rPr>
               <w:t>Los costos de recursos humanos son una valorización de mercado; el equipo no cobra honorarios. El único desembolso real es de infraestructura.</w:t>
             </w:r>
@@ -3978,10 +6068,14 @@
             <w:pPr>
               <w:spacing w:before="40" w:after="40" w:line="240" w:lineRule="auto"/>
               <w:jc w:val="left"/>
+              <w:rPr>
+                <w:lang w:val="es-ES_tradnl"/>
+              </w:rPr>
             </w:pPr>
             <w:r>
               <w:rPr>
                 <w:sz w:val="16"/>
+                <w:lang w:val="es-ES_tradnl"/>
               </w:rPr>
               <w:t>Valor ganado</w:t>
             </w:r>
@@ -3996,10 +6090,14 @@
             <w:pPr>
               <w:spacing w:before="40" w:after="40" w:line="240" w:lineRule="auto"/>
               <w:jc w:val="left"/>
+              <w:rPr>
+                <w:lang w:val="es-ES_tradnl"/>
+              </w:rPr>
             </w:pPr>
             <w:r>
               <w:rPr>
                 <w:sz w:val="16"/>
+                <w:lang w:val="es-ES_tradnl"/>
               </w:rPr>
               <w:t>Los valores reales de EV y AC se registran en cada revisión de sprint; las plantillas están en el Plan de Gestión (AC-DOC-03).</w:t>
             </w:r>
@@ -4020,10 +6118,14 @@
             <w:pPr>
               <w:spacing w:before="40" w:after="40" w:line="240" w:lineRule="auto"/>
               <w:jc w:val="left"/>
+              <w:rPr>
+                <w:lang w:val="es-ES_tradnl"/>
+              </w:rPr>
             </w:pPr>
             <w:r>
               <w:rPr>
                 <w:sz w:val="16"/>
+                <w:lang w:val="es-ES_tradnl"/>
               </w:rPr>
               <w:t>Fuentes técnicas vigentes</w:t>
             </w:r>
@@ -4038,10 +6140,14 @@
             <w:pPr>
               <w:spacing w:before="40" w:after="40" w:line="240" w:lineRule="auto"/>
               <w:jc w:val="left"/>
+              <w:rPr>
+                <w:lang w:val="es-ES_tradnl"/>
+              </w:rPr>
             </w:pPr>
             <w:r>
               <w:rPr>
                 <w:sz w:val="16"/>
+                <w:lang w:val="es-ES_tradnl"/>
               </w:rPr>
               <w:t>ARCHITECTURE.md v2.4, USER_FLOWS.md v1.1 y SCORING.md v1.1. Versiones anteriores (p. ej., ARCHITECTURE v2.2) no incluyen la eliminación del Modo 1.</w:t>
             </w:r>
@@ -4062,10 +6168,14 @@
             <w:pPr>
               <w:spacing w:before="40" w:after="40" w:line="240" w:lineRule="auto"/>
               <w:jc w:val="left"/>
+              <w:rPr>
+                <w:lang w:val="es-ES_tradnl"/>
+              </w:rPr>
             </w:pPr>
             <w:r>
               <w:rPr>
                 <w:sz w:val="16"/>
+                <w:lang w:val="es-ES_tradnl"/>
               </w:rPr>
               <w:t>Acta de constitución</w:t>
             </w:r>
@@ -4080,10 +6190,14 @@
             <w:pPr>
               <w:spacing w:before="40" w:after="40" w:line="240" w:lineRule="auto"/>
               <w:jc w:val="left"/>
+              <w:rPr>
+                <w:lang w:val="es-ES_tradnl"/>
+              </w:rPr>
             </w:pPr>
             <w:r>
               <w:rPr>
                 <w:sz w:val="16"/>
+                <w:lang w:val="es-ES_tradnl"/>
               </w:rPr>
               <w:t>La v2.0 reemplaza la v1.0 (3 juegos, 17 semanas); debe firmarse la contraparte.</w:t>
             </w:r>
@@ -4104,10 +6218,14 @@
             <w:pPr>
               <w:spacing w:before="40" w:after="40" w:line="240" w:lineRule="auto"/>
               <w:jc w:val="left"/>
+              <w:rPr>
+                <w:lang w:val="es-ES_tradnl"/>
+              </w:rPr>
             </w:pPr>
             <w:r>
               <w:rPr>
                 <w:sz w:val="16"/>
+                <w:lang w:val="es-ES_tradnl"/>
               </w:rPr>
               <w:t>Google Play</w:t>
             </w:r>
@@ -4122,12 +6240,32 @@
             <w:pPr>
               <w:spacing w:before="40" w:after="40" w:line="240" w:lineRule="auto"/>
               <w:jc w:val="left"/>
+              <w:rPr>
+                <w:lang w:val="es-ES_tradnl"/>
+              </w:rPr>
             </w:pPr>
             <w:r>
               <w:rPr>
                 <w:sz w:val="16"/>
-              </w:rPr>
-              <w:t>Verificar el tipo de cuenta: si es personal y nueva, se exige la prueba cerrada de 12 testers y 14 días (riesgo R11).</w:t>
+                <w:lang w:val="es-ES_tradnl"/>
+              </w:rPr>
+              <w:t xml:space="preserve">Verificar el tipo de cuenta: si es personal y nueva, se exige la prueba cerrada de 12 </w:t>
+            </w:r>
+            <w:proofErr w:type="spellStart"/>
+            <w:r>
+              <w:rPr>
+                <w:sz w:val="16"/>
+                <w:lang w:val="es-ES_tradnl"/>
+              </w:rPr>
+              <w:t>testers</w:t>
+            </w:r>
+            <w:proofErr w:type="spellEnd"/>
+            <w:r>
+              <w:rPr>
+                <w:sz w:val="16"/>
+                <w:lang w:val="es-ES_tradnl"/>
+              </w:rPr>
+              <w:t xml:space="preserve"> y 14 días (riesgo R3.2).</w:t>
             </w:r>
           </w:p>
         </w:tc>
@@ -4146,10 +6284,14 @@
             <w:pPr>
               <w:spacing w:before="40" w:after="40" w:line="240" w:lineRule="auto"/>
               <w:jc w:val="left"/>
+              <w:rPr>
+                <w:lang w:val="es-ES_tradnl"/>
+              </w:rPr>
             </w:pPr>
             <w:r>
               <w:rPr>
                 <w:sz w:val="16"/>
+                <w:lang w:val="es-ES_tradnl"/>
               </w:rPr>
               <w:lastRenderedPageBreak/>
               <w:t>Acuerdo de confidencialidad</w:t>
@@ -4165,10 +6307,14 @@
             <w:pPr>
               <w:spacing w:before="40" w:after="40" w:line="240" w:lineRule="auto"/>
               <w:jc w:val="left"/>
+              <w:rPr>
+                <w:lang w:val="es-ES_tradnl"/>
+              </w:rPr>
             </w:pPr>
             <w:r>
               <w:rPr>
                 <w:sz w:val="16"/>
+                <w:lang w:val="es-ES_tradnl"/>
               </w:rPr>
               <w:t>Es un modelo sin revisión legal; completar datos y revisar con asesoría jurídica antes de firmar.</w:t>
             </w:r>
@@ -4189,10 +6335,14 @@
             <w:pPr>
               <w:spacing w:before="40" w:after="40" w:line="240" w:lineRule="auto"/>
               <w:jc w:val="left"/>
+              <w:rPr>
+                <w:lang w:val="es-ES_tradnl"/>
+              </w:rPr>
             </w:pPr>
             <w:r>
               <w:rPr>
                 <w:sz w:val="16"/>
+                <w:lang w:val="es-ES_tradnl"/>
               </w:rPr>
               <w:t>Umbrales de señal</w:t>
             </w:r>
@@ -4207,10 +6357,14 @@
             <w:pPr>
               <w:spacing w:before="40" w:after="40" w:line="240" w:lineRule="auto"/>
               <w:jc w:val="left"/>
+              <w:rPr>
+                <w:lang w:val="es-ES_tradnl"/>
+              </w:rPr>
             </w:pPr>
             <w:r>
               <w:rPr>
                 <w:sz w:val="16"/>
+                <w:lang w:val="es-ES_tradnl"/>
               </w:rPr>
               <w:t>Provisorios hasta la calibración con las sesiones de usuarios.</w:t>
             </w:r>
@@ -4231,10 +6385,14 @@
             <w:pPr>
               <w:spacing w:before="40" w:after="40" w:line="240" w:lineRule="auto"/>
               <w:jc w:val="left"/>
+              <w:rPr>
+                <w:lang w:val="es-ES_tradnl"/>
+              </w:rPr>
             </w:pPr>
             <w:r>
               <w:rPr>
                 <w:sz w:val="16"/>
+                <w:lang w:val="es-ES_tradnl"/>
               </w:rPr>
               <w:t>Oposición (ARCO)</w:t>
             </w:r>
@@ -4249,10 +6407,14 @@
             <w:pPr>
               <w:spacing w:before="40" w:after="40" w:line="240" w:lineRule="auto"/>
               <w:jc w:val="left"/>
+              <w:rPr>
+                <w:lang w:val="es-ES_tradnl"/>
+              </w:rPr>
             </w:pPr>
             <w:r>
               <w:rPr>
                 <w:sz w:val="16"/>
+                <w:lang w:val="es-ES_tradnl"/>
               </w:rPr>
               <w:t>La definición de «pausar el registro con opción de borrar historial» está propuesta (CC-006) y pendiente de aprobación.</w:t>
             </w:r>
@@ -4273,10 +6435,14 @@
             <w:pPr>
               <w:spacing w:before="40" w:after="40" w:line="240" w:lineRule="auto"/>
               <w:jc w:val="left"/>
+              <w:rPr>
+                <w:lang w:val="es-ES_tradnl"/>
+              </w:rPr>
             </w:pPr>
             <w:r>
               <w:rPr>
                 <w:sz w:val="16"/>
+                <w:lang w:val="es-ES_tradnl"/>
               </w:rPr>
               <w:t>Bitácora</w:t>
             </w:r>
@@ -4291,10 +6457,14 @@
             <w:pPr>
               <w:spacing w:before="40" w:after="40" w:line="240" w:lineRule="auto"/>
               <w:jc w:val="left"/>
+              <w:rPr>
+                <w:lang w:val="es-ES_tradnl"/>
+              </w:rPr>
             </w:pPr>
             <w:r>
               <w:rPr>
                 <w:sz w:val="16"/>
+                <w:lang w:val="es-ES_tradnl"/>
               </w:rPr>
               <w:t>Incidentes sin fecha exacta fueron reconstruidos de la documentación.</w:t>
             </w:r>
@@ -4305,15 +6475,26 @@
     <w:p>
       <w:pPr>
         <w:spacing w:after="80"/>
+        <w:rPr>
+          <w:lang w:val="es-ES_tradnl"/>
+        </w:rPr>
       </w:pPr>
     </w:p>
     <w:p>
       <w:pPr>
         <w:pStyle w:val="Ttulo1"/>
+        <w:rPr>
+          <w:lang w:val="es-ES_tradnl"/>
+        </w:rPr>
       </w:pPr>
+      <w:bookmarkStart w:id="10" w:name="_Toc243728707"/>
       <w:r>
+        <w:rPr>
+          <w:lang w:val="es-ES_tradnl"/>
+        </w:rPr>
         <w:t>6. Aprobación</w:t>
       </w:r>
+      <w:bookmarkEnd w:id="10"/>
     </w:p>
     <w:tbl>
       <w:tblPr>
@@ -4337,11 +6518,15 @@
             <w:pPr>
               <w:spacing w:before="680" w:line="240" w:lineRule="auto"/>
               <w:jc w:val="center"/>
+              <w:rPr>
+                <w:lang w:val="es-ES_tradnl"/>
+              </w:rPr>
             </w:pPr>
             <w:r>
               <w:rPr>
                 <w:color w:val="7F7F7F"/>
                 <w:sz w:val="18"/>
+                <w:lang w:val="es-ES_tradnl"/>
               </w:rPr>
               <w:t>______________________________</w:t>
             </w:r>
@@ -4350,12 +6535,16 @@
             <w:pPr>
               <w:spacing w:before="0" w:after="0" w:line="240" w:lineRule="auto"/>
               <w:jc w:val="center"/>
+              <w:rPr>
+                <w:lang w:val="es-ES_tradnl"/>
+              </w:rPr>
             </w:pPr>
             <w:r>
               <w:rPr>
                 <w:b/>
                 <w:color w:val="1A3C5E"/>
                 <w:sz w:val="18"/>
+                <w:lang w:val="es-ES_tradnl"/>
               </w:rPr>
               <w:t>Sandra Carreño</w:t>
             </w:r>
@@ -4364,11 +6553,15 @@
             <w:pPr>
               <w:spacing w:before="0" w:line="240" w:lineRule="auto"/>
               <w:jc w:val="center"/>
+              <w:rPr>
+                <w:lang w:val="es-ES_tradnl"/>
+              </w:rPr>
             </w:pPr>
             <w:r>
               <w:rPr>
                 <w:color w:val="595959"/>
                 <w:sz w:val="17"/>
+                <w:lang w:val="es-ES_tradnl"/>
               </w:rPr>
               <w:t>Directora DIDECO</w:t>
             </w:r>
@@ -4382,11 +6575,15 @@
             <w:pPr>
               <w:spacing w:before="680" w:line="240" w:lineRule="auto"/>
               <w:jc w:val="center"/>
+              <w:rPr>
+                <w:lang w:val="es-ES_tradnl"/>
+              </w:rPr>
             </w:pPr>
             <w:r>
               <w:rPr>
                 <w:color w:val="7F7F7F"/>
                 <w:sz w:val="18"/>
+                <w:lang w:val="es-ES_tradnl"/>
               </w:rPr>
               <w:t>______________________________</w:t>
             </w:r>
@@ -4395,12 +6592,16 @@
             <w:pPr>
               <w:spacing w:before="0" w:after="0" w:line="240" w:lineRule="auto"/>
               <w:jc w:val="center"/>
+              <w:rPr>
+                <w:lang w:val="es-ES_tradnl"/>
+              </w:rPr>
             </w:pPr>
             <w:r>
               <w:rPr>
                 <w:b/>
                 <w:color w:val="1A3C5E"/>
                 <w:sz w:val="18"/>
+                <w:lang w:val="es-ES_tradnl"/>
               </w:rPr>
               <w:t>Daniela Castillo</w:t>
             </w:r>
@@ -4409,11 +6610,15 @@
             <w:pPr>
               <w:spacing w:before="0" w:line="240" w:lineRule="auto"/>
               <w:jc w:val="center"/>
+              <w:rPr>
+                <w:lang w:val="es-ES_tradnl"/>
+              </w:rPr>
             </w:pPr>
             <w:r>
               <w:rPr>
                 <w:color w:val="595959"/>
                 <w:sz w:val="17"/>
+                <w:lang w:val="es-ES_tradnl"/>
               </w:rPr>
               <w:t>Jefa de proyecto</w:t>
             </w:r>
@@ -4657,7 +6862,7 @@
         <w:noProof/>
       </w:rPr>
       <w:drawing>
-        <wp:inline distT="0" distB="0" distL="0" distR="0" wp14:anchorId="7F77908C" wp14:editId="28F14764">
+        <wp:inline distT="0" distB="0" distL="0" distR="0" wp14:anchorId="46E9AF9F" wp14:editId="0E034793">
           <wp:extent cx="1224000" cy="393787"/>
           <wp:effectExtent l="0" t="0" r="0" b="0"/>
           <wp:docPr id="1" name="Picture 1"/>
@@ -4708,10 +6913,10 @@
         <w:noProof/>
       </w:rPr>
       <w:drawing>
-        <wp:inline distT="0" distB="0" distL="0" distR="0" wp14:anchorId="4B4C9CD2" wp14:editId="552907CB">
+        <wp:inline distT="0" distB="0" distL="0" distR="0" wp14:anchorId="2EDD7997" wp14:editId="018E6FA0">
           <wp:extent cx="2282400" cy="734296"/>
           <wp:effectExtent l="0" t="0" r="0" b="0"/>
-          <wp:docPr id="1394150737" name="Picture 1"/>
+          <wp:docPr id="1603862468" name="Picture 1"/>
           <wp:cNvGraphicFramePr>
             <a:graphicFrameLocks xmlns:a="http://schemas.openxmlformats.org/drawingml/2006/main" noChangeAspect="1"/>
           </wp:cNvGraphicFramePr>
@@ -4920,31 +7125,31 @@
       </w:rPr>
     </w:lvl>
   </w:abstractNum>
-  <w:num w:numId="1" w16cid:durableId="997227523">
+  <w:num w:numId="1" w16cid:durableId="428238634">
     <w:abstractNumId w:val="8"/>
   </w:num>
-  <w:num w:numId="2" w16cid:durableId="556236582">
+  <w:num w:numId="2" w16cid:durableId="1150445473">
     <w:abstractNumId w:val="6"/>
   </w:num>
-  <w:num w:numId="3" w16cid:durableId="1816265027">
+  <w:num w:numId="3" w16cid:durableId="1400713216">
     <w:abstractNumId w:val="5"/>
   </w:num>
-  <w:num w:numId="4" w16cid:durableId="398097395">
+  <w:num w:numId="4" w16cid:durableId="2011057053">
     <w:abstractNumId w:val="4"/>
   </w:num>
-  <w:num w:numId="5" w16cid:durableId="1595825535">
+  <w:num w:numId="5" w16cid:durableId="1998261352">
     <w:abstractNumId w:val="7"/>
   </w:num>
-  <w:num w:numId="6" w16cid:durableId="57021988">
+  <w:num w:numId="6" w16cid:durableId="131025861">
     <w:abstractNumId w:val="3"/>
   </w:num>
-  <w:num w:numId="7" w16cid:durableId="2143304653">
+  <w:num w:numId="7" w16cid:durableId="294143599">
     <w:abstractNumId w:val="2"/>
   </w:num>
-  <w:num w:numId="8" w16cid:durableId="1883251114">
+  <w:num w:numId="8" w16cid:durableId="1862432021">
     <w:abstractNumId w:val="1"/>
   </w:num>
-  <w:num w:numId="9" w16cid:durableId="1447431786">
+  <w:num w:numId="9" w16cid:durableId="1094862684">
     <w:abstractNumId w:val="0"/>
   </w:num>
 </w:numbering>
@@ -6278,7 +8483,6 @@
     <w:basedOn w:val="Ttulo1"/>
     <w:next w:val="Normal"/>
     <w:uiPriority w:val="39"/>
-    <w:semiHidden/>
     <w:unhideWhenUsed/>
     <w:qFormat/>
     <w:rsid w:val="00FC693F"/>
@@ -16339,6 +18543,199 @@
         <w:shd w:val="clear" w:color="auto" w:fill="FBCAA2" w:themeFill="accent6" w:themeFillTint="7F"/>
       </w:tcPr>
     </w:tblStylePr>
+  </w:style>
+  <w:style w:type="paragraph" w:styleId="TDC1">
+    <w:name w:val="toc 1"/>
+    <w:basedOn w:val="Normal"/>
+    <w:next w:val="Normal"/>
+    <w:autoRedefine/>
+    <w:uiPriority w:val="39"/>
+    <w:unhideWhenUsed/>
+    <w:rsid w:val="00D40D6E"/>
+    <w:pPr>
+      <w:jc w:val="left"/>
+    </w:pPr>
+    <w:rPr>
+      <w:rFonts w:asciiTheme="minorHAnsi" w:hAnsiTheme="minorHAnsi"/>
+      <w:b/>
+      <w:bCs/>
+      <w:caps/>
+      <w:sz w:val="20"/>
+      <w:szCs w:val="20"/>
+    </w:rPr>
+  </w:style>
+  <w:style w:type="paragraph" w:styleId="TDC2">
+    <w:name w:val="toc 2"/>
+    <w:basedOn w:val="Normal"/>
+    <w:next w:val="Normal"/>
+    <w:autoRedefine/>
+    <w:uiPriority w:val="39"/>
+    <w:unhideWhenUsed/>
+    <w:rsid w:val="00D40D6E"/>
+    <w:pPr>
+      <w:spacing w:before="0" w:after="0"/>
+      <w:ind w:left="220"/>
+      <w:jc w:val="left"/>
+    </w:pPr>
+    <w:rPr>
+      <w:rFonts w:asciiTheme="minorHAnsi" w:hAnsiTheme="minorHAnsi"/>
+      <w:smallCaps/>
+      <w:sz w:val="20"/>
+      <w:szCs w:val="20"/>
+    </w:rPr>
+  </w:style>
+  <w:style w:type="character" w:styleId="Hipervnculo">
+    <w:name w:val="Hyperlink"/>
+    <w:basedOn w:val="Fuentedeprrafopredeter"/>
+    <w:uiPriority w:val="99"/>
+    <w:unhideWhenUsed/>
+    <w:rsid w:val="00D40D6E"/>
+    <w:rPr>
+      <w:color w:val="0000FF" w:themeColor="hyperlink"/>
+      <w:u w:val="single"/>
+    </w:rPr>
+  </w:style>
+  <w:style w:type="paragraph" w:styleId="TDC3">
+    <w:name w:val="toc 3"/>
+    <w:basedOn w:val="Normal"/>
+    <w:next w:val="Normal"/>
+    <w:autoRedefine/>
+    <w:uiPriority w:val="39"/>
+    <w:semiHidden/>
+    <w:unhideWhenUsed/>
+    <w:rsid w:val="00D40D6E"/>
+    <w:pPr>
+      <w:spacing w:before="0" w:after="0"/>
+      <w:ind w:left="440"/>
+      <w:jc w:val="left"/>
+    </w:pPr>
+    <w:rPr>
+      <w:rFonts w:asciiTheme="minorHAnsi" w:hAnsiTheme="minorHAnsi"/>
+      <w:i/>
+      <w:iCs/>
+      <w:sz w:val="20"/>
+      <w:szCs w:val="20"/>
+    </w:rPr>
+  </w:style>
+  <w:style w:type="paragraph" w:styleId="TDC4">
+    <w:name w:val="toc 4"/>
+    <w:basedOn w:val="Normal"/>
+    <w:next w:val="Normal"/>
+    <w:autoRedefine/>
+    <w:uiPriority w:val="39"/>
+    <w:semiHidden/>
+    <w:unhideWhenUsed/>
+    <w:rsid w:val="00D40D6E"/>
+    <w:pPr>
+      <w:spacing w:before="0" w:after="0"/>
+      <w:ind w:left="660"/>
+      <w:jc w:val="left"/>
+    </w:pPr>
+    <w:rPr>
+      <w:rFonts w:asciiTheme="minorHAnsi" w:hAnsiTheme="minorHAnsi"/>
+      <w:sz w:val="18"/>
+      <w:szCs w:val="18"/>
+    </w:rPr>
+  </w:style>
+  <w:style w:type="paragraph" w:styleId="TDC5">
+    <w:name w:val="toc 5"/>
+    <w:basedOn w:val="Normal"/>
+    <w:next w:val="Normal"/>
+    <w:autoRedefine/>
+    <w:uiPriority w:val="39"/>
+    <w:semiHidden/>
+    <w:unhideWhenUsed/>
+    <w:rsid w:val="00D40D6E"/>
+    <w:pPr>
+      <w:spacing w:before="0" w:after="0"/>
+      <w:ind w:left="880"/>
+      <w:jc w:val="left"/>
+    </w:pPr>
+    <w:rPr>
+      <w:rFonts w:asciiTheme="minorHAnsi" w:hAnsiTheme="minorHAnsi"/>
+      <w:sz w:val="18"/>
+      <w:szCs w:val="18"/>
+    </w:rPr>
+  </w:style>
+  <w:style w:type="paragraph" w:styleId="TDC6">
+    <w:name w:val="toc 6"/>
+    <w:basedOn w:val="Normal"/>
+    <w:next w:val="Normal"/>
+    <w:autoRedefine/>
+    <w:uiPriority w:val="39"/>
+    <w:semiHidden/>
+    <w:unhideWhenUsed/>
+    <w:rsid w:val="00D40D6E"/>
+    <w:pPr>
+      <w:spacing w:before="0" w:after="0"/>
+      <w:ind w:left="1100"/>
+      <w:jc w:val="left"/>
+    </w:pPr>
+    <w:rPr>
+      <w:rFonts w:asciiTheme="minorHAnsi" w:hAnsiTheme="minorHAnsi"/>
+      <w:sz w:val="18"/>
+      <w:szCs w:val="18"/>
+    </w:rPr>
+  </w:style>
+  <w:style w:type="paragraph" w:styleId="TDC7">
+    <w:name w:val="toc 7"/>
+    <w:basedOn w:val="Normal"/>
+    <w:next w:val="Normal"/>
+    <w:autoRedefine/>
+    <w:uiPriority w:val="39"/>
+    <w:semiHidden/>
+    <w:unhideWhenUsed/>
+    <w:rsid w:val="00D40D6E"/>
+    <w:pPr>
+      <w:spacing w:before="0" w:after="0"/>
+      <w:ind w:left="1320"/>
+      <w:jc w:val="left"/>
+    </w:pPr>
+    <w:rPr>
+      <w:rFonts w:asciiTheme="minorHAnsi" w:hAnsiTheme="minorHAnsi"/>
+      <w:sz w:val="18"/>
+      <w:szCs w:val="18"/>
+    </w:rPr>
+  </w:style>
+  <w:style w:type="paragraph" w:styleId="TDC8">
+    <w:name w:val="toc 8"/>
+    <w:basedOn w:val="Normal"/>
+    <w:next w:val="Normal"/>
+    <w:autoRedefine/>
+    <w:uiPriority w:val="39"/>
+    <w:semiHidden/>
+    <w:unhideWhenUsed/>
+    <w:rsid w:val="00D40D6E"/>
+    <w:pPr>
+      <w:spacing w:before="0" w:after="0"/>
+      <w:ind w:left="1540"/>
+      <w:jc w:val="left"/>
+    </w:pPr>
+    <w:rPr>
+      <w:rFonts w:asciiTheme="minorHAnsi" w:hAnsiTheme="minorHAnsi"/>
+      <w:sz w:val="18"/>
+      <w:szCs w:val="18"/>
+    </w:rPr>
+  </w:style>
+  <w:style w:type="paragraph" w:styleId="TDC9">
+    <w:name w:val="toc 9"/>
+    <w:basedOn w:val="Normal"/>
+    <w:next w:val="Normal"/>
+    <w:autoRedefine/>
+    <w:uiPriority w:val="39"/>
+    <w:semiHidden/>
+    <w:unhideWhenUsed/>
+    <w:rsid w:val="00D40D6E"/>
+    <w:pPr>
+      <w:spacing w:before="0" w:after="0"/>
+      <w:ind w:left="1760"/>
+      <w:jc w:val="left"/>
+    </w:pPr>
+    <w:rPr>
+      <w:rFonts w:asciiTheme="minorHAnsi" w:hAnsiTheme="minorHAnsi"/>
+      <w:sz w:val="18"/>
+      <w:szCs w:val="18"/>
+    </w:rPr>
   </w:style>
 </w:styles>
 </file>
